--- a/DAY-6/Lab Exercise - Azure Virtual Machine Scale Set (VMSS) using Cloud Shell.docx
+++ b/DAY-6/Lab Exercise - Azure Virtual Machine Scale Set (VMSS) using Cloud Shell.docx
@@ -269,7 +269,7 @@
           <w:color w:val="000000" w:themeColor="text1"/>
         </w:rPr>
         <w:pict w14:anchorId="37929198">
-          <v:rect id="_x0000_i1614" style="width:0;height:1.5pt" o:hralign="center" o:hrstd="t" o:hr="t" fillcolor="#a0a0a0" stroked="f"/>
+          <v:rect id="_x0000_i1026" style="width:0;height:1.5pt" o:hralign="center" o:hrstd="t" o:hr="t" fillcolor="#a0a0a0" stroked="f"/>
         </w:pict>
       </w:r>
     </w:p>
@@ -389,7 +389,7 @@
           <w:color w:val="000000" w:themeColor="text1"/>
         </w:rPr>
         <w:pict w14:anchorId="0CE85122">
-          <v:rect id="_x0000_i1615" style="width:0;height:1.5pt" o:hralign="center" o:hrstd="t" o:hr="t" fillcolor="#a0a0a0" stroked="f"/>
+          <v:rect id="_x0000_i1027" style="width:0;height:1.5pt" o:hralign="center" o:hrstd="t" o:hr="t" fillcolor="#a0a0a0" stroked="f"/>
         </w:pict>
       </w:r>
     </w:p>
@@ -580,7 +580,7 @@
           <w:color w:val="000000" w:themeColor="text1"/>
         </w:rPr>
         <w:pict w14:anchorId="477D41D2">
-          <v:rect id="_x0000_i1616" style="width:0;height:1.5pt" o:hralign="center" o:hrstd="t" o:hr="t" fillcolor="#a0a0a0" stroked="f"/>
+          <v:rect id="_x0000_i1028" style="width:0;height:1.5pt" o:hralign="center" o:hrstd="t" o:hr="t" fillcolor="#a0a0a0" stroked="f"/>
         </w:pict>
       </w:r>
     </w:p>
@@ -739,7 +739,7 @@
           <w:color w:val="000000" w:themeColor="text1"/>
         </w:rPr>
         <w:pict w14:anchorId="2B52DF2C">
-          <v:rect id="_x0000_i1617" style="width:0;height:1.5pt" o:hralign="center" o:hrstd="t" o:hr="t" fillcolor="#a0a0a0" stroked="f"/>
+          <v:rect id="_x0000_i1029" style="width:0;height:1.5pt" o:hralign="center" o:hrstd="t" o:hr="t" fillcolor="#a0a0a0" stroked="f"/>
         </w:pict>
       </w:r>
     </w:p>
@@ -883,7 +883,7 @@
           <w:color w:val="000000" w:themeColor="text1"/>
         </w:rPr>
         <w:pict w14:anchorId="25485235">
-          <v:rect id="_x0000_i1618" style="width:0;height:1.5pt" o:hralign="center" o:hrstd="t" o:hr="t" fillcolor="#a0a0a0" stroked="f"/>
+          <v:rect id="_x0000_i1030" style="width:0;height:1.5pt" o:hralign="center" o:hrstd="t" o:hr="t" fillcolor="#a0a0a0" stroked="f"/>
         </w:pict>
       </w:r>
     </w:p>
@@ -1108,7 +1108,7 @@
           <w:color w:val="000000" w:themeColor="text1"/>
         </w:rPr>
         <w:pict w14:anchorId="62869012">
-          <v:rect id="_x0000_i1619" style="width:0;height:1.5pt" o:hralign="center" o:hrstd="t" o:hr="t" fillcolor="#a0a0a0" stroked="f"/>
+          <v:rect id="_x0000_i1031" style="width:0;height:1.5pt" o:hralign="center" o:hrstd="t" o:hr="t" fillcolor="#a0a0a0" stroked="f"/>
         </w:pict>
       </w:r>
     </w:p>
@@ -1417,7 +1417,7 @@
           <w:color w:val="000000" w:themeColor="text1"/>
         </w:rPr>
         <w:pict w14:anchorId="5F51F40E">
-          <v:rect id="_x0000_i1620" style="width:0;height:1.5pt" o:hralign="center" o:hrstd="t" o:hr="t" fillcolor="#a0a0a0" stroked="f"/>
+          <v:rect id="_x0000_i1032" style="width:0;height:1.5pt" o:hralign="center" o:hrstd="t" o:hr="t" fillcolor="#a0a0a0" stroked="f"/>
         </w:pict>
       </w:r>
     </w:p>
@@ -1605,7 +1605,7 @@
         </w:rPr>
         <w:lastRenderedPageBreak/>
         <w:pict w14:anchorId="660C9E0B">
-          <v:rect id="_x0000_i1621" style="width:0;height:1.5pt" o:hralign="center" o:hrstd="t" o:hr="t" fillcolor="#a0a0a0" stroked="f"/>
+          <v:rect id="_x0000_i1033" style="width:0;height:1.5pt" o:hralign="center" o:hrstd="t" o:hr="t" fillcolor="#a0a0a0" stroked="f"/>
         </w:pict>
       </w:r>
     </w:p>
@@ -1628,6 +1628,273 @@
         </w:rPr>
         <w:t>Step 8: Get NSG Name Dynamically</w:t>
       </w:r>
+    </w:p>
+    <w:p>
+      <w:pPr>
+        <w:spacing w:after="0" w:line="480" w:lineRule="auto"/>
+        <w:rPr>
+          <w:rFonts w:ascii="Georgia Pro" w:eastAsia="Georgia Pro" w:hAnsi="Georgia Pro" w:cs="Georgia Pro"/>
+          <w:color w:val="000000" w:themeColor="text1"/>
+        </w:rPr>
+      </w:pPr>
+    </w:p>
+    <w:p>
+      <w:pPr>
+        <w:pBdr>
+          <w:top w:val="single" w:sz="4" w:space="1" w:color="auto"/>
+          <w:left w:val="single" w:sz="4" w:space="4" w:color="auto"/>
+          <w:bottom w:val="single" w:sz="4" w:space="1" w:color="auto"/>
+          <w:right w:val="single" w:sz="4" w:space="4" w:color="auto"/>
+        </w:pBdr>
+        <w:shd w:val="clear" w:color="auto" w:fill="F2F2F2" w:themeFill="background1" w:themeFillShade="F2"/>
+        <w:spacing w:after="0" w:line="480" w:lineRule="auto"/>
+        <w:rPr>
+          <w:rFonts w:ascii="Georgia Pro" w:eastAsia="Georgia Pro" w:hAnsi="Georgia Pro" w:cs="Georgia Pro"/>
+          <w:color w:val="000000" w:themeColor="text1"/>
+        </w:rPr>
+      </w:pPr>
+      <w:proofErr w:type="spellStart"/>
+      <w:r>
+        <w:rPr>
+          <w:rFonts w:ascii="Georgia Pro" w:eastAsia="Georgia Pro" w:hAnsi="Georgia Pro" w:cs="Georgia Pro"/>
+          <w:color w:val="000000" w:themeColor="text1"/>
+        </w:rPr>
+        <w:t>az</w:t>
+      </w:r>
+      <w:proofErr w:type="spellEnd"/>
+      <w:r>
+        <w:rPr>
+          <w:rFonts w:ascii="Georgia Pro" w:eastAsia="Georgia Pro" w:hAnsi="Georgia Pro" w:cs="Georgia Pro"/>
+          <w:color w:val="000000" w:themeColor="text1"/>
+        </w:rPr>
+        <w:t xml:space="preserve"> network </w:t>
+      </w:r>
+      <w:proofErr w:type="spellStart"/>
+      <w:r>
+        <w:rPr>
+          <w:rFonts w:ascii="Georgia Pro" w:eastAsia="Georgia Pro" w:hAnsi="Georgia Pro" w:cs="Georgia Pro"/>
+          <w:color w:val="000000" w:themeColor="text1"/>
+        </w:rPr>
+        <w:t>nsg</w:t>
+      </w:r>
+      <w:proofErr w:type="spellEnd"/>
+      <w:r>
+        <w:rPr>
+          <w:rFonts w:ascii="Georgia Pro" w:eastAsia="Georgia Pro" w:hAnsi="Georgia Pro" w:cs="Georgia Pro"/>
+          <w:color w:val="000000" w:themeColor="text1"/>
+        </w:rPr>
+        <w:t xml:space="preserve"> create \</w:t>
+      </w:r>
+    </w:p>
+    <w:p>
+      <w:pPr>
+        <w:pBdr>
+          <w:top w:val="single" w:sz="4" w:space="1" w:color="auto"/>
+          <w:left w:val="single" w:sz="4" w:space="4" w:color="auto"/>
+          <w:bottom w:val="single" w:sz="4" w:space="1" w:color="auto"/>
+          <w:right w:val="single" w:sz="4" w:space="4" w:color="auto"/>
+        </w:pBdr>
+        <w:shd w:val="clear" w:color="auto" w:fill="F2F2F2" w:themeFill="background1" w:themeFillShade="F2"/>
+        <w:spacing w:after="0" w:line="480" w:lineRule="auto"/>
+        <w:rPr>
+          <w:rFonts w:ascii="Georgia Pro" w:eastAsia="Georgia Pro" w:hAnsi="Georgia Pro" w:cs="Georgia Pro"/>
+          <w:color w:val="000000" w:themeColor="text1"/>
+        </w:rPr>
+      </w:pPr>
+      <w:r>
+        <w:rPr>
+          <w:rFonts w:ascii="Georgia Pro" w:eastAsia="Georgia Pro" w:hAnsi="Georgia Pro" w:cs="Georgia Pro"/>
+          <w:color w:val="000000" w:themeColor="text1"/>
+        </w:rPr>
+        <w:t>--resource-group $RESOURCE_GROUP \</w:t>
+      </w:r>
+    </w:p>
+    <w:p>
+      <w:pPr>
+        <w:pBdr>
+          <w:top w:val="single" w:sz="4" w:space="1" w:color="auto"/>
+          <w:left w:val="single" w:sz="4" w:space="4" w:color="auto"/>
+          <w:bottom w:val="single" w:sz="4" w:space="1" w:color="auto"/>
+          <w:right w:val="single" w:sz="4" w:space="4" w:color="auto"/>
+        </w:pBdr>
+        <w:shd w:val="clear" w:color="auto" w:fill="F2F2F2" w:themeFill="background1" w:themeFillShade="F2"/>
+        <w:spacing w:after="0" w:line="480" w:lineRule="auto"/>
+        <w:rPr>
+          <w:rFonts w:ascii="Georgia Pro" w:eastAsia="Georgia Pro" w:hAnsi="Georgia Pro" w:cs="Georgia Pro"/>
+          <w:color w:val="000000" w:themeColor="text1"/>
+        </w:rPr>
+      </w:pPr>
+      <w:r>
+        <w:rPr>
+          <w:rFonts w:ascii="Georgia Pro" w:eastAsia="Georgia Pro" w:hAnsi="Georgia Pro" w:cs="Georgia Pro"/>
+          <w:color w:val="000000" w:themeColor="text1"/>
+        </w:rPr>
+        <w:t xml:space="preserve">--name </w:t>
+      </w:r>
+      <w:proofErr w:type="spellStart"/>
+      <w:r>
+        <w:rPr>
+          <w:rFonts w:ascii="Georgia Pro" w:eastAsia="Georgia Pro" w:hAnsi="Georgia Pro" w:cs="Georgia Pro"/>
+          <w:color w:val="000000" w:themeColor="text1"/>
+        </w:rPr>
+        <w:t>myNSG</w:t>
+      </w:r>
+      <w:proofErr w:type="spellEnd"/>
+      <w:r>
+        <w:rPr>
+          <w:rFonts w:ascii="Georgia Pro" w:eastAsia="Georgia Pro" w:hAnsi="Georgia Pro" w:cs="Georgia Pro"/>
+          <w:color w:val="000000" w:themeColor="text1"/>
+        </w:rPr>
+        <w:t xml:space="preserve"> \</w:t>
+      </w:r>
+    </w:p>
+    <w:p>
+      <w:pPr>
+        <w:pBdr>
+          <w:top w:val="single" w:sz="4" w:space="1" w:color="auto"/>
+          <w:left w:val="single" w:sz="4" w:space="4" w:color="auto"/>
+          <w:bottom w:val="single" w:sz="4" w:space="1" w:color="auto"/>
+          <w:right w:val="single" w:sz="4" w:space="4" w:color="auto"/>
+        </w:pBdr>
+        <w:shd w:val="clear" w:color="auto" w:fill="F2F2F2" w:themeFill="background1" w:themeFillShade="F2"/>
+        <w:spacing w:after="0" w:line="480" w:lineRule="auto"/>
+        <w:rPr>
+          <w:rFonts w:ascii="Georgia Pro" w:eastAsia="Georgia Pro" w:hAnsi="Georgia Pro" w:cs="Georgia Pro"/>
+          <w:color w:val="000000" w:themeColor="text1"/>
+        </w:rPr>
+      </w:pPr>
+      <w:r>
+        <w:rPr>
+          <w:rFonts w:ascii="Georgia Pro" w:eastAsia="Georgia Pro" w:hAnsi="Georgia Pro" w:cs="Georgia Pro"/>
+          <w:color w:val="000000" w:themeColor="text1"/>
+        </w:rPr>
+        <w:t xml:space="preserve">--location </w:t>
+      </w:r>
+      <w:proofErr w:type="spellStart"/>
+      <w:r>
+        <w:rPr>
+          <w:rFonts w:ascii="Georgia Pro" w:eastAsia="Georgia Pro" w:hAnsi="Georgia Pro" w:cs="Georgia Pro"/>
+          <w:color w:val="000000" w:themeColor="text1"/>
+        </w:rPr>
+        <w:t>eastus</w:t>
+      </w:r>
+      <w:proofErr w:type="spellEnd"/>
+    </w:p>
+    <w:p>
+      <w:pPr>
+        <w:spacing w:after="0" w:line="480" w:lineRule="auto"/>
+        <w:rPr>
+          <w:rFonts w:ascii="Georgia Pro" w:eastAsia="Georgia Pro" w:hAnsi="Georgia Pro" w:cs="Georgia Pro"/>
+          <w:b/>
+          <w:bCs/>
+          <w:color w:val="000000" w:themeColor="text1"/>
+        </w:rPr>
+      </w:pPr>
+    </w:p>
+    <w:p>
+      <w:pPr>
+        <w:pBdr>
+          <w:top w:val="single" w:sz="4" w:space="1" w:color="auto"/>
+          <w:left w:val="single" w:sz="4" w:space="4" w:color="auto"/>
+          <w:bottom w:val="single" w:sz="4" w:space="1" w:color="auto"/>
+          <w:right w:val="single" w:sz="4" w:space="4" w:color="auto"/>
+        </w:pBdr>
+        <w:shd w:val="clear" w:color="auto" w:fill="F2F2F2" w:themeFill="background1" w:themeFillShade="F2"/>
+        <w:spacing w:after="0" w:line="480" w:lineRule="auto"/>
+        <w:rPr>
+          <w:rFonts w:ascii="Georgia Pro" w:eastAsia="Georgia Pro" w:hAnsi="Georgia Pro" w:cs="Georgia Pro"/>
+          <w:color w:val="000000" w:themeColor="text1"/>
+        </w:rPr>
+      </w:pPr>
+      <w:proofErr w:type="spellStart"/>
+      <w:r>
+        <w:rPr>
+          <w:rFonts w:ascii="Georgia Pro" w:eastAsia="Georgia Pro" w:hAnsi="Georgia Pro" w:cs="Georgia Pro"/>
+          <w:color w:val="000000" w:themeColor="text1"/>
+        </w:rPr>
+        <w:t>az</w:t>
+      </w:r>
+      <w:proofErr w:type="spellEnd"/>
+      <w:r>
+        <w:rPr>
+          <w:rFonts w:ascii="Georgia Pro" w:eastAsia="Georgia Pro" w:hAnsi="Georgia Pro" w:cs="Georgia Pro"/>
+          <w:color w:val="000000" w:themeColor="text1"/>
+        </w:rPr>
+        <w:t xml:space="preserve"> network </w:t>
+      </w:r>
+      <w:proofErr w:type="spellStart"/>
+      <w:r>
+        <w:rPr>
+          <w:rFonts w:ascii="Georgia Pro" w:eastAsia="Georgia Pro" w:hAnsi="Georgia Pro" w:cs="Georgia Pro"/>
+          <w:color w:val="000000" w:themeColor="text1"/>
+        </w:rPr>
+        <w:t>nsg</w:t>
+      </w:r>
+      <w:proofErr w:type="spellEnd"/>
+      <w:r>
+        <w:rPr>
+          <w:rFonts w:ascii="Georgia Pro" w:eastAsia="Georgia Pro" w:hAnsi="Georgia Pro" w:cs="Georgia Pro"/>
+          <w:color w:val="000000" w:themeColor="text1"/>
+        </w:rPr>
+        <w:t xml:space="preserve"> list \</w:t>
+      </w:r>
+    </w:p>
+    <w:p>
+      <w:pPr>
+        <w:pBdr>
+          <w:top w:val="single" w:sz="4" w:space="1" w:color="auto"/>
+          <w:left w:val="single" w:sz="4" w:space="4" w:color="auto"/>
+          <w:bottom w:val="single" w:sz="4" w:space="1" w:color="auto"/>
+          <w:right w:val="single" w:sz="4" w:space="4" w:color="auto"/>
+        </w:pBdr>
+        <w:shd w:val="clear" w:color="auto" w:fill="F2F2F2" w:themeFill="background1" w:themeFillShade="F2"/>
+        <w:spacing w:after="0" w:line="480" w:lineRule="auto"/>
+        <w:rPr>
+          <w:rFonts w:ascii="Georgia Pro" w:eastAsia="Georgia Pro" w:hAnsi="Georgia Pro" w:cs="Georgia Pro"/>
+          <w:color w:val="000000" w:themeColor="text1"/>
+        </w:rPr>
+      </w:pPr>
+      <w:r>
+        <w:rPr>
+          <w:rFonts w:ascii="Georgia Pro" w:eastAsia="Georgia Pro" w:hAnsi="Georgia Pro" w:cs="Georgia Pro"/>
+          <w:color w:val="000000" w:themeColor="text1"/>
+        </w:rPr>
+        <w:t>--resource-group $RESOURCE_GROUP \</w:t>
+      </w:r>
+    </w:p>
+    <w:p>
+      <w:pPr>
+        <w:pBdr>
+          <w:top w:val="single" w:sz="4" w:space="1" w:color="auto"/>
+          <w:left w:val="single" w:sz="4" w:space="4" w:color="auto"/>
+          <w:bottom w:val="single" w:sz="4" w:space="1" w:color="auto"/>
+          <w:right w:val="single" w:sz="4" w:space="4" w:color="auto"/>
+        </w:pBdr>
+        <w:shd w:val="clear" w:color="auto" w:fill="F2F2F2" w:themeFill="background1" w:themeFillShade="F2"/>
+        <w:spacing w:after="0" w:line="480" w:lineRule="auto"/>
+        <w:rPr>
+          <w:rFonts w:ascii="Georgia Pro" w:eastAsia="Georgia Pro" w:hAnsi="Georgia Pro" w:cs="Georgia Pro"/>
+          <w:color w:val="000000" w:themeColor="text1"/>
+        </w:rPr>
+      </w:pPr>
+      <w:r>
+        <w:rPr>
+          <w:rFonts w:ascii="Georgia Pro" w:eastAsia="Georgia Pro" w:hAnsi="Georgia Pro" w:cs="Georgia Pro"/>
+          <w:color w:val="000000" w:themeColor="text1"/>
+        </w:rPr>
+        <w:t>--output table</w:t>
+      </w:r>
+    </w:p>
+    <w:p>
+      <w:pPr>
+        <w:spacing w:after="0" w:line="480" w:lineRule="auto"/>
+        <w:rPr>
+          <w:rFonts w:ascii="Georgia Pro" w:eastAsia="Georgia Pro" w:hAnsi="Georgia Pro" w:cs="Georgia Pro"/>
+          <w:b/>
+          <w:bCs/>
+          <w:color w:val="000000" w:themeColor="text1"/>
+        </w:rPr>
+      </w:pPr>
     </w:p>
     <w:p>
       <w:pPr>
@@ -1826,7 +2093,7 @@
           <w:color w:val="000000" w:themeColor="text1"/>
         </w:rPr>
         <w:pict w14:anchorId="0D17E77D">
-          <v:rect id="_x0000_i1622" style="width:0;height:1.5pt" o:hralign="center" o:hrstd="t" o:hr="t" fillcolor="#a0a0a0" stroked="f"/>
+          <v:rect id="_x0000_i1034" style="width:0;height:1.5pt" o:hralign="center" o:hrstd="t" o:hr="t" fillcolor="#a0a0a0" stroked="f"/>
         </w:pict>
       </w:r>
     </w:p>
@@ -1840,13 +2107,69 @@
           <w:color w:val="000000" w:themeColor="text1"/>
         </w:rPr>
       </w:pPr>
-      <w:r>
+    </w:p>
+    <w:p>
+      <w:pPr>
+        <w:spacing w:after="0" w:line="480" w:lineRule="auto"/>
         <w:rPr>
           <w:rFonts w:ascii="Georgia Pro" w:eastAsia="Georgia Pro" w:hAnsi="Georgia Pro" w:cs="Georgia Pro"/>
           <w:b/>
           <w:bCs/>
           <w:color w:val="000000" w:themeColor="text1"/>
         </w:rPr>
+      </w:pPr>
+    </w:p>
+    <w:p>
+      <w:pPr>
+        <w:spacing w:after="0" w:line="480" w:lineRule="auto"/>
+        <w:rPr>
+          <w:rFonts w:ascii="Georgia Pro" w:eastAsia="Georgia Pro" w:hAnsi="Georgia Pro" w:cs="Georgia Pro"/>
+          <w:b/>
+          <w:bCs/>
+          <w:color w:val="000000" w:themeColor="text1"/>
+        </w:rPr>
+      </w:pPr>
+    </w:p>
+    <w:p>
+      <w:pPr>
+        <w:spacing w:after="0" w:line="480" w:lineRule="auto"/>
+        <w:rPr>
+          <w:rFonts w:ascii="Georgia Pro" w:eastAsia="Georgia Pro" w:hAnsi="Georgia Pro" w:cs="Georgia Pro"/>
+          <w:b/>
+          <w:bCs/>
+          <w:color w:val="000000" w:themeColor="text1"/>
+        </w:rPr>
+      </w:pPr>
+    </w:p>
+    <w:p>
+      <w:pPr>
+        <w:spacing w:after="0" w:line="480" w:lineRule="auto"/>
+        <w:rPr>
+          <w:rFonts w:ascii="Georgia Pro" w:eastAsia="Georgia Pro" w:hAnsi="Georgia Pro" w:cs="Georgia Pro"/>
+          <w:b/>
+          <w:bCs/>
+          <w:color w:val="000000" w:themeColor="text1"/>
+        </w:rPr>
+      </w:pPr>
+    </w:p>
+    <w:p>
+      <w:pPr>
+        <w:spacing w:after="0" w:line="480" w:lineRule="auto"/>
+        <w:rPr>
+          <w:rFonts w:ascii="Georgia Pro" w:eastAsia="Georgia Pro" w:hAnsi="Georgia Pro" w:cs="Georgia Pro"/>
+          <w:b/>
+          <w:bCs/>
+          <w:color w:val="000000" w:themeColor="text1"/>
+        </w:rPr>
+      </w:pPr>
+      <w:r>
+        <w:rPr>
+          <w:rFonts w:ascii="Georgia Pro" w:eastAsia="Georgia Pro" w:hAnsi="Georgia Pro" w:cs="Georgia Pro"/>
+          <w:b/>
+          <w:bCs/>
+          <w:color w:val="000000" w:themeColor="text1"/>
+        </w:rPr>
+        <w:lastRenderedPageBreak/>
         <w:t>Step 9: Open HTTP Port 80</w:t>
       </w:r>
     </w:p>
@@ -2076,7 +2399,6 @@
           <w:rFonts w:ascii="Georgia Pro" w:eastAsia="Georgia Pro" w:hAnsi="Georgia Pro" w:cs="Georgia Pro"/>
           <w:color w:val="000000" w:themeColor="text1"/>
         </w:rPr>
-        <w:lastRenderedPageBreak/>
         <w:t>ProvisioningState</w:t>
       </w:r>
       <w:proofErr w:type="spellEnd"/>
@@ -2110,13 +2432,12 @@
           <w:color w:val="000000" w:themeColor="text1"/>
         </w:rPr>
         <w:pict w14:anchorId="69185191">
-          <v:rect id="_x0000_i1623" style="width:0;height:1.5pt" o:hralign="center" o:hrstd="t" o:hr="t" fillcolor="#a0a0a0" stroked="f"/>
+          <v:rect id="_x0000_i1035" style="width:0;height:1.5pt" o:hralign="center" o:hrstd="t" o:hr="t" fillcolor="#a0a0a0" stroked="f"/>
         </w:pict>
       </w:r>
     </w:p>
     <w:p>
       <w:pPr>
-        <w:spacing w:after="0" w:line="480" w:lineRule="auto"/>
         <w:rPr>
           <w:rFonts w:ascii="Georgia Pro" w:eastAsia="Georgia Pro" w:hAnsi="Georgia Pro" w:cs="Georgia Pro"/>
           <w:b/>
@@ -2131,6 +2452,27 @@
           <w:bCs/>
           <w:color w:val="000000" w:themeColor="text1"/>
         </w:rPr>
+        <w:br w:type="page"/>
+      </w:r>
+    </w:p>
+    <w:p>
+      <w:pPr>
+        <w:spacing w:after="0" w:line="480" w:lineRule="auto"/>
+        <w:rPr>
+          <w:rFonts w:ascii="Georgia Pro" w:eastAsia="Georgia Pro" w:hAnsi="Georgia Pro" w:cs="Georgia Pro"/>
+          <w:b/>
+          <w:bCs/>
+          <w:color w:val="000000" w:themeColor="text1"/>
+        </w:rPr>
+      </w:pPr>
+      <w:r>
+        <w:rPr>
+          <w:rFonts w:ascii="Georgia Pro" w:eastAsia="Georgia Pro" w:hAnsi="Georgia Pro" w:cs="Georgia Pro"/>
+          <w:b/>
+          <w:bCs/>
+          <w:color w:val="000000" w:themeColor="text1"/>
+        </w:rPr>
+        <w:lastRenderedPageBreak/>
         <w:t>Step 10: Install Apache using Custom Script Extension</w:t>
       </w:r>
     </w:p>
@@ -2205,6 +2547,440 @@
           <w:color w:val="000000" w:themeColor="text1"/>
         </w:rPr>
         <w:t xml:space="preserve"> invoke is blocked in many lab subscriptions, so use Custom Script Extension instead.</w:t>
+      </w:r>
+    </w:p>
+    <w:p>
+      <w:pPr>
+        <w:pBdr>
+          <w:top w:val="single" w:sz="4" w:space="1" w:color="auto"/>
+          <w:left w:val="single" w:sz="4" w:space="4" w:color="auto"/>
+          <w:bottom w:val="single" w:sz="4" w:space="1" w:color="auto"/>
+          <w:right w:val="single" w:sz="4" w:space="4" w:color="auto"/>
+        </w:pBdr>
+        <w:shd w:val="clear" w:color="auto" w:fill="F2F2F2" w:themeFill="background1" w:themeFillShade="F2"/>
+        <w:spacing w:after="0" w:line="480" w:lineRule="auto"/>
+        <w:rPr>
+          <w:rFonts w:ascii="Georgia Pro" w:eastAsia="Georgia Pro" w:hAnsi="Georgia Pro" w:cs="Georgia Pro"/>
+          <w:color w:val="000000" w:themeColor="text1"/>
+        </w:rPr>
+      </w:pPr>
+      <w:proofErr w:type="spellStart"/>
+      <w:r>
+        <w:rPr>
+          <w:rFonts w:ascii="Georgia Pro" w:eastAsia="Georgia Pro" w:hAnsi="Georgia Pro" w:cs="Georgia Pro"/>
+          <w:color w:val="000000" w:themeColor="text1"/>
+        </w:rPr>
+        <w:t>az</w:t>
+      </w:r>
+      <w:proofErr w:type="spellEnd"/>
+      <w:r>
+        <w:rPr>
+          <w:rFonts w:ascii="Georgia Pro" w:eastAsia="Georgia Pro" w:hAnsi="Georgia Pro" w:cs="Georgia Pro"/>
+          <w:color w:val="000000" w:themeColor="text1"/>
+        </w:rPr>
+        <w:t xml:space="preserve"> </w:t>
+      </w:r>
+      <w:proofErr w:type="spellStart"/>
+      <w:r>
+        <w:rPr>
+          <w:rFonts w:ascii="Georgia Pro" w:eastAsia="Georgia Pro" w:hAnsi="Georgia Pro" w:cs="Georgia Pro"/>
+          <w:color w:val="000000" w:themeColor="text1"/>
+        </w:rPr>
+        <w:t>vmss</w:t>
+      </w:r>
+      <w:proofErr w:type="spellEnd"/>
+      <w:r>
+        <w:rPr>
+          <w:rFonts w:ascii="Georgia Pro" w:eastAsia="Georgia Pro" w:hAnsi="Georgia Pro" w:cs="Georgia Pro"/>
+          <w:color w:val="000000" w:themeColor="text1"/>
+        </w:rPr>
+        <w:t xml:space="preserve"> extension set \</w:t>
+      </w:r>
+    </w:p>
+    <w:p>
+      <w:pPr>
+        <w:pBdr>
+          <w:top w:val="single" w:sz="4" w:space="1" w:color="auto"/>
+          <w:left w:val="single" w:sz="4" w:space="4" w:color="auto"/>
+          <w:bottom w:val="single" w:sz="4" w:space="1" w:color="auto"/>
+          <w:right w:val="single" w:sz="4" w:space="4" w:color="auto"/>
+        </w:pBdr>
+        <w:shd w:val="clear" w:color="auto" w:fill="F2F2F2" w:themeFill="background1" w:themeFillShade="F2"/>
+        <w:spacing w:after="0" w:line="480" w:lineRule="auto"/>
+        <w:rPr>
+          <w:rFonts w:ascii="Georgia Pro" w:eastAsia="Georgia Pro" w:hAnsi="Georgia Pro" w:cs="Georgia Pro"/>
+          <w:color w:val="000000" w:themeColor="text1"/>
+        </w:rPr>
+      </w:pPr>
+      <w:r>
+        <w:rPr>
+          <w:rFonts w:ascii="Georgia Pro" w:eastAsia="Georgia Pro" w:hAnsi="Georgia Pro" w:cs="Georgia Pro"/>
+          <w:color w:val="000000" w:themeColor="text1"/>
+        </w:rPr>
+        <w:t>--resource-group $RESOURCE_GROUP \</w:t>
+      </w:r>
+    </w:p>
+    <w:p>
+      <w:pPr>
+        <w:pBdr>
+          <w:top w:val="single" w:sz="4" w:space="1" w:color="auto"/>
+          <w:left w:val="single" w:sz="4" w:space="4" w:color="auto"/>
+          <w:bottom w:val="single" w:sz="4" w:space="1" w:color="auto"/>
+          <w:right w:val="single" w:sz="4" w:space="4" w:color="auto"/>
+        </w:pBdr>
+        <w:shd w:val="clear" w:color="auto" w:fill="F2F2F2" w:themeFill="background1" w:themeFillShade="F2"/>
+        <w:spacing w:after="0" w:line="480" w:lineRule="auto"/>
+        <w:rPr>
+          <w:rFonts w:ascii="Georgia Pro" w:eastAsia="Georgia Pro" w:hAnsi="Georgia Pro" w:cs="Georgia Pro"/>
+          <w:color w:val="000000" w:themeColor="text1"/>
+        </w:rPr>
+      </w:pPr>
+      <w:r>
+        <w:rPr>
+          <w:rFonts w:ascii="Georgia Pro" w:eastAsia="Georgia Pro" w:hAnsi="Georgia Pro" w:cs="Georgia Pro"/>
+          <w:color w:val="000000" w:themeColor="text1"/>
+        </w:rPr>
+        <w:t>--</w:t>
+      </w:r>
+      <w:proofErr w:type="spellStart"/>
+      <w:r>
+        <w:rPr>
+          <w:rFonts w:ascii="Georgia Pro" w:eastAsia="Georgia Pro" w:hAnsi="Georgia Pro" w:cs="Georgia Pro"/>
+          <w:color w:val="000000" w:themeColor="text1"/>
+        </w:rPr>
+        <w:t>vmss</w:t>
+      </w:r>
+      <w:proofErr w:type="spellEnd"/>
+      <w:r>
+        <w:rPr>
+          <w:rFonts w:ascii="Georgia Pro" w:eastAsia="Georgia Pro" w:hAnsi="Georgia Pro" w:cs="Georgia Pro"/>
+          <w:color w:val="000000" w:themeColor="text1"/>
+        </w:rPr>
+        <w:t>-name $VMSS_NAME \</w:t>
+      </w:r>
+    </w:p>
+    <w:p>
+      <w:pPr>
+        <w:pBdr>
+          <w:top w:val="single" w:sz="4" w:space="1" w:color="auto"/>
+          <w:left w:val="single" w:sz="4" w:space="4" w:color="auto"/>
+          <w:bottom w:val="single" w:sz="4" w:space="1" w:color="auto"/>
+          <w:right w:val="single" w:sz="4" w:space="4" w:color="auto"/>
+        </w:pBdr>
+        <w:shd w:val="clear" w:color="auto" w:fill="F2F2F2" w:themeFill="background1" w:themeFillShade="F2"/>
+        <w:spacing w:after="0" w:line="480" w:lineRule="auto"/>
+        <w:rPr>
+          <w:rFonts w:ascii="Georgia Pro" w:eastAsia="Georgia Pro" w:hAnsi="Georgia Pro" w:cs="Georgia Pro"/>
+          <w:color w:val="000000" w:themeColor="text1"/>
+        </w:rPr>
+      </w:pPr>
+      <w:r>
+        <w:rPr>
+          <w:rFonts w:ascii="Georgia Pro" w:eastAsia="Georgia Pro" w:hAnsi="Georgia Pro" w:cs="Georgia Pro"/>
+          <w:color w:val="000000" w:themeColor="text1"/>
+        </w:rPr>
+        <w:t xml:space="preserve">--name </w:t>
+      </w:r>
+      <w:proofErr w:type="spellStart"/>
+      <w:r>
+        <w:rPr>
+          <w:rFonts w:ascii="Georgia Pro" w:eastAsia="Georgia Pro" w:hAnsi="Georgia Pro" w:cs="Georgia Pro"/>
+          <w:color w:val="000000" w:themeColor="text1"/>
+        </w:rPr>
+        <w:t>CustomScript</w:t>
+      </w:r>
+      <w:proofErr w:type="spellEnd"/>
+      <w:r>
+        <w:rPr>
+          <w:rFonts w:ascii="Georgia Pro" w:eastAsia="Georgia Pro" w:hAnsi="Georgia Pro" w:cs="Georgia Pro"/>
+          <w:color w:val="000000" w:themeColor="text1"/>
+        </w:rPr>
+        <w:t xml:space="preserve"> \</w:t>
+      </w:r>
+    </w:p>
+    <w:p>
+      <w:pPr>
+        <w:pBdr>
+          <w:top w:val="single" w:sz="4" w:space="1" w:color="auto"/>
+          <w:left w:val="single" w:sz="4" w:space="4" w:color="auto"/>
+          <w:bottom w:val="single" w:sz="4" w:space="1" w:color="auto"/>
+          <w:right w:val="single" w:sz="4" w:space="4" w:color="auto"/>
+        </w:pBdr>
+        <w:shd w:val="clear" w:color="auto" w:fill="F2F2F2" w:themeFill="background1" w:themeFillShade="F2"/>
+        <w:spacing w:after="0" w:line="480" w:lineRule="auto"/>
+        <w:rPr>
+          <w:rFonts w:ascii="Georgia Pro" w:eastAsia="Georgia Pro" w:hAnsi="Georgia Pro" w:cs="Georgia Pro"/>
+          <w:color w:val="000000" w:themeColor="text1"/>
+        </w:rPr>
+      </w:pPr>
+      <w:r>
+        <w:rPr>
+          <w:rFonts w:ascii="Georgia Pro" w:eastAsia="Georgia Pro" w:hAnsi="Georgia Pro" w:cs="Georgia Pro"/>
+          <w:color w:val="000000" w:themeColor="text1"/>
+        </w:rPr>
+        <w:t xml:space="preserve">--publisher </w:t>
+      </w:r>
+      <w:proofErr w:type="spellStart"/>
+      <w:proofErr w:type="gramStart"/>
+      <w:r>
+        <w:rPr>
+          <w:rFonts w:ascii="Georgia Pro" w:eastAsia="Georgia Pro" w:hAnsi="Georgia Pro" w:cs="Georgia Pro"/>
+          <w:color w:val="000000" w:themeColor="text1"/>
+        </w:rPr>
+        <w:t>Microsoft.Azure.Extensions</w:t>
+      </w:r>
+      <w:proofErr w:type="spellEnd"/>
+      <w:proofErr w:type="gramEnd"/>
+      <w:r>
+        <w:rPr>
+          <w:rFonts w:ascii="Georgia Pro" w:eastAsia="Georgia Pro" w:hAnsi="Georgia Pro" w:cs="Georgia Pro"/>
+          <w:color w:val="000000" w:themeColor="text1"/>
+        </w:rPr>
+        <w:t xml:space="preserve"> \</w:t>
+      </w:r>
+    </w:p>
+    <w:p>
+      <w:pPr>
+        <w:pBdr>
+          <w:top w:val="single" w:sz="4" w:space="1" w:color="auto"/>
+          <w:left w:val="single" w:sz="4" w:space="4" w:color="auto"/>
+          <w:bottom w:val="single" w:sz="4" w:space="1" w:color="auto"/>
+          <w:right w:val="single" w:sz="4" w:space="4" w:color="auto"/>
+        </w:pBdr>
+        <w:shd w:val="clear" w:color="auto" w:fill="F2F2F2" w:themeFill="background1" w:themeFillShade="F2"/>
+        <w:spacing w:after="0" w:line="480" w:lineRule="auto"/>
+        <w:rPr>
+          <w:rFonts w:ascii="Georgia Pro" w:eastAsia="Georgia Pro" w:hAnsi="Georgia Pro" w:cs="Georgia Pro"/>
+          <w:color w:val="000000" w:themeColor="text1"/>
+        </w:rPr>
+      </w:pPr>
+      <w:r>
+        <w:rPr>
+          <w:rFonts w:ascii="Georgia Pro" w:eastAsia="Georgia Pro" w:hAnsi="Georgia Pro" w:cs="Georgia Pro"/>
+          <w:color w:val="000000" w:themeColor="text1"/>
+        </w:rPr>
+        <w:t>--version 2.1 \</w:t>
+      </w:r>
+    </w:p>
+    <w:p>
+      <w:pPr>
+        <w:pBdr>
+          <w:top w:val="single" w:sz="4" w:space="1" w:color="auto"/>
+          <w:left w:val="single" w:sz="4" w:space="4" w:color="auto"/>
+          <w:bottom w:val="single" w:sz="4" w:space="1" w:color="auto"/>
+          <w:right w:val="single" w:sz="4" w:space="4" w:color="auto"/>
+        </w:pBdr>
+        <w:shd w:val="clear" w:color="auto" w:fill="F2F2F2" w:themeFill="background1" w:themeFillShade="F2"/>
+        <w:spacing w:after="0" w:line="480" w:lineRule="auto"/>
+        <w:rPr>
+          <w:rFonts w:ascii="Georgia Pro" w:eastAsia="Georgia Pro" w:hAnsi="Georgia Pro" w:cs="Georgia Pro"/>
+          <w:color w:val="000000" w:themeColor="text1"/>
+        </w:rPr>
+      </w:pPr>
+      <w:r>
+        <w:rPr>
+          <w:rFonts w:ascii="Georgia Pro" w:eastAsia="Georgia Pro" w:hAnsi="Georgia Pro" w:cs="Georgia Pro"/>
+          <w:color w:val="000000" w:themeColor="text1"/>
+        </w:rPr>
+        <w:t>--</w:t>
+      </w:r>
+      <w:proofErr w:type="gramStart"/>
+      <w:r>
+        <w:rPr>
+          <w:rFonts w:ascii="Georgia Pro" w:eastAsia="Georgia Pro" w:hAnsi="Georgia Pro" w:cs="Georgia Pro"/>
+          <w:color w:val="000000" w:themeColor="text1"/>
+        </w:rPr>
+        <w:t>settings '{</w:t>
+      </w:r>
+      <w:proofErr w:type="gramEnd"/>
+    </w:p>
+    <w:p>
+      <w:pPr>
+        <w:pBdr>
+          <w:top w:val="single" w:sz="4" w:space="1" w:color="auto"/>
+          <w:left w:val="single" w:sz="4" w:space="4" w:color="auto"/>
+          <w:bottom w:val="single" w:sz="4" w:space="1" w:color="auto"/>
+          <w:right w:val="single" w:sz="4" w:space="4" w:color="auto"/>
+        </w:pBdr>
+        <w:shd w:val="clear" w:color="auto" w:fill="F2F2F2" w:themeFill="background1" w:themeFillShade="F2"/>
+        <w:spacing w:after="0" w:line="480" w:lineRule="auto"/>
+        <w:rPr>
+          <w:rFonts w:ascii="Georgia Pro" w:eastAsia="Georgia Pro" w:hAnsi="Georgia Pro" w:cs="Georgia Pro"/>
+          <w:color w:val="000000" w:themeColor="text1"/>
+        </w:rPr>
+      </w:pPr>
+      <w:r>
+        <w:rPr>
+          <w:rFonts w:ascii="Georgia Pro" w:eastAsia="Georgia Pro" w:hAnsi="Georgia Pro" w:cs="Georgia Pro"/>
+          <w:color w:val="000000" w:themeColor="text1"/>
+        </w:rPr>
+        <w:t xml:space="preserve">  "</w:t>
+      </w:r>
+      <w:proofErr w:type="spellStart"/>
+      <w:r>
+        <w:rPr>
+          <w:rFonts w:ascii="Georgia Pro" w:eastAsia="Georgia Pro" w:hAnsi="Georgia Pro" w:cs="Georgia Pro"/>
+          <w:color w:val="000000" w:themeColor="text1"/>
+        </w:rPr>
+        <w:t>commandToExecute</w:t>
+      </w:r>
+      <w:proofErr w:type="spellEnd"/>
+      <w:r>
+        <w:rPr>
+          <w:rFonts w:ascii="Georgia Pro" w:eastAsia="Georgia Pro" w:hAnsi="Georgia Pro" w:cs="Georgia Pro"/>
+          <w:color w:val="000000" w:themeColor="text1"/>
+        </w:rPr>
+        <w:t>": "</w:t>
+      </w:r>
+      <w:proofErr w:type="spellStart"/>
+      <w:r>
+        <w:rPr>
+          <w:rFonts w:ascii="Georgia Pro" w:eastAsia="Georgia Pro" w:hAnsi="Georgia Pro" w:cs="Georgia Pro"/>
+          <w:color w:val="000000" w:themeColor="text1"/>
+        </w:rPr>
+        <w:t>sudo</w:t>
+      </w:r>
+      <w:proofErr w:type="spellEnd"/>
+      <w:r>
+        <w:rPr>
+          <w:rFonts w:ascii="Georgia Pro" w:eastAsia="Georgia Pro" w:hAnsi="Georgia Pro" w:cs="Georgia Pro"/>
+          <w:color w:val="000000" w:themeColor="text1"/>
+        </w:rPr>
+        <w:t xml:space="preserve"> </w:t>
+      </w:r>
+      <w:proofErr w:type="spellStart"/>
+      <w:r>
+        <w:rPr>
+          <w:rFonts w:ascii="Georgia Pro" w:eastAsia="Georgia Pro" w:hAnsi="Georgia Pro" w:cs="Georgia Pro"/>
+          <w:color w:val="000000" w:themeColor="text1"/>
+        </w:rPr>
+        <w:t>mkdir</w:t>
+      </w:r>
+      <w:proofErr w:type="spellEnd"/>
+      <w:r>
+        <w:rPr>
+          <w:rFonts w:ascii="Georgia Pro" w:eastAsia="Georgia Pro" w:hAnsi="Georgia Pro" w:cs="Georgia Pro"/>
+          <w:color w:val="000000" w:themeColor="text1"/>
+        </w:rPr>
+        <w:t xml:space="preserve"> -p /var/www/html &amp;&amp; </w:t>
+      </w:r>
+      <w:proofErr w:type="gramStart"/>
+      <w:r>
+        <w:rPr>
+          <w:rFonts w:ascii="Georgia Pro" w:eastAsia="Georgia Pro" w:hAnsi="Georgia Pro" w:cs="Georgia Pro"/>
+          <w:color w:val="000000" w:themeColor="text1"/>
+        </w:rPr>
+        <w:t>echo \</w:t>
+      </w:r>
+      <w:proofErr w:type="gramEnd"/>
+      <w:r>
+        <w:rPr>
+          <w:rFonts w:ascii="Georgia Pro" w:eastAsia="Georgia Pro" w:hAnsi="Georgia Pro" w:cs="Georgia Pro"/>
+          <w:color w:val="000000" w:themeColor="text1"/>
+        </w:rPr>
+        <w:t xml:space="preserve">"&lt;h1&gt;Azure VMSS Lab Successful&lt;/h1&gt;\" | </w:t>
+      </w:r>
+      <w:proofErr w:type="spellStart"/>
+      <w:r>
+        <w:rPr>
+          <w:rFonts w:ascii="Georgia Pro" w:eastAsia="Georgia Pro" w:hAnsi="Georgia Pro" w:cs="Georgia Pro"/>
+          <w:color w:val="000000" w:themeColor="text1"/>
+        </w:rPr>
+        <w:t>sudo</w:t>
+      </w:r>
+      <w:proofErr w:type="spellEnd"/>
+      <w:r>
+        <w:rPr>
+          <w:rFonts w:ascii="Georgia Pro" w:eastAsia="Georgia Pro" w:hAnsi="Georgia Pro" w:cs="Georgia Pro"/>
+          <w:color w:val="000000" w:themeColor="text1"/>
+        </w:rPr>
+        <w:t xml:space="preserve"> tee /var/www/html/index.html"</w:t>
+      </w:r>
+    </w:p>
+    <w:p>
+      <w:pPr>
+        <w:pBdr>
+          <w:top w:val="single" w:sz="4" w:space="1" w:color="auto"/>
+          <w:left w:val="single" w:sz="4" w:space="4" w:color="auto"/>
+          <w:bottom w:val="single" w:sz="4" w:space="1" w:color="auto"/>
+          <w:right w:val="single" w:sz="4" w:space="4" w:color="auto"/>
+        </w:pBdr>
+        <w:shd w:val="clear" w:color="auto" w:fill="F2F2F2" w:themeFill="background1" w:themeFillShade="F2"/>
+        <w:spacing w:after="0" w:line="480" w:lineRule="auto"/>
+        <w:rPr>
+          <w:rFonts w:ascii="Georgia Pro" w:eastAsia="Georgia Pro" w:hAnsi="Georgia Pro" w:cs="Georgia Pro"/>
+          <w:color w:val="000000" w:themeColor="text1"/>
+        </w:rPr>
+      </w:pPr>
+      <w:r>
+        <w:rPr>
+          <w:rFonts w:ascii="Georgia Pro" w:eastAsia="Georgia Pro" w:hAnsi="Georgia Pro" w:cs="Georgia Pro"/>
+          <w:color w:val="000000" w:themeColor="text1"/>
+        </w:rPr>
+        <w:t>}'</w:t>
+      </w:r>
+    </w:p>
+    <w:p>
+      <w:pPr>
+        <w:spacing w:after="0" w:line="480" w:lineRule="auto"/>
+        <w:rPr>
+          <w:rFonts w:ascii="Georgia Pro" w:eastAsia="Georgia Pro" w:hAnsi="Georgia Pro" w:cs="Georgia Pro"/>
+          <w:color w:val="000000" w:themeColor="text1"/>
+        </w:rPr>
+      </w:pPr>
+    </w:p>
+    <w:p>
+      <w:pPr>
+        <w:spacing w:after="0" w:line="480" w:lineRule="auto"/>
+        <w:rPr>
+          <w:rFonts w:ascii="Georgia Pro" w:eastAsia="Georgia Pro" w:hAnsi="Georgia Pro" w:cs="Georgia Pro"/>
+          <w:color w:val="000000" w:themeColor="text1"/>
+        </w:rPr>
+      </w:pPr>
+      <w:r>
+        <w:rPr>
+          <w:rFonts w:ascii="Georgia Pro" w:eastAsia="Georgia Pro" w:hAnsi="Georgia Pro" w:cs="Georgia Pro"/>
+          <w:color w:val="000000" w:themeColor="text1"/>
+        </w:rPr>
+        <w:t>Wait 2–5 minutes for installation.</w:t>
+      </w:r>
+    </w:p>
+    <w:p>
+      <w:pPr>
+        <w:spacing w:after="0" w:line="480" w:lineRule="auto"/>
+        <w:rPr>
+          <w:rFonts w:ascii="Georgia Pro" w:eastAsia="Georgia Pro" w:hAnsi="Georgia Pro" w:cs="Georgia Pro"/>
+          <w:color w:val="000000" w:themeColor="text1"/>
+        </w:rPr>
+      </w:pPr>
+      <w:r>
+        <w:rPr>
+          <w:rFonts w:ascii="Georgia Pro" w:eastAsia="Georgia Pro" w:hAnsi="Georgia Pro" w:cs="Georgia Pro"/>
+          <w:color w:val="000000" w:themeColor="text1"/>
+        </w:rPr>
+        <w:pict w14:anchorId="64FE197D">
+          <v:rect id="_x0000_i1036" style="width:0;height:1.5pt" o:hralign="center" o:hrstd="t" o:hr="t" fillcolor="#a0a0a0" stroked="f"/>
+        </w:pict>
+      </w:r>
+    </w:p>
+    <w:p>
+      <w:pPr>
+        <w:spacing w:after="0" w:line="480" w:lineRule="auto"/>
+        <w:rPr>
+          <w:rFonts w:ascii="Georgia Pro" w:eastAsia="Georgia Pro" w:hAnsi="Georgia Pro" w:cs="Georgia Pro"/>
+          <w:b/>
+          <w:bCs/>
+          <w:color w:val="000000" w:themeColor="text1"/>
+        </w:rPr>
+      </w:pPr>
+      <w:r>
+        <w:rPr>
+          <w:rFonts w:ascii="Georgia Pro" w:eastAsia="Georgia Pro" w:hAnsi="Georgia Pro" w:cs="Georgia Pro"/>
+          <w:b/>
+          <w:bCs/>
+          <w:color w:val="000000" w:themeColor="text1"/>
+        </w:rPr>
+        <w:t>Step 11: Verify Extension Installation</w:t>
       </w:r>
     </w:p>
     <w:p>
@@ -2224,26 +3000,28 @@
           <w:color w:val="000000" w:themeColor="text1"/>
         </w:rPr>
       </w:pPr>
-      <w:r>
-        <w:rPr>
-          <w:rFonts w:ascii="Georgia Pro" w:eastAsia="Georgia Pro" w:hAnsi="Georgia Pro" w:cs="Georgia Pro"/>
-          <w:color w:val="000000" w:themeColor="text1"/>
-        </w:rPr>
-        <w:t>A</w:t>
-      </w:r>
-      <w:r>
-        <w:rPr>
-          <w:rFonts w:ascii="Georgia Pro" w:eastAsia="Georgia Pro" w:hAnsi="Georgia Pro" w:cs="Georgia Pro"/>
-          <w:color w:val="000000" w:themeColor="text1"/>
-        </w:rPr>
-        <w:t xml:space="preserve">z </w:t>
-      </w:r>
       <w:proofErr w:type="spellStart"/>
       <w:r>
         <w:rPr>
           <w:rFonts w:ascii="Georgia Pro" w:eastAsia="Georgia Pro" w:hAnsi="Georgia Pro" w:cs="Georgia Pro"/>
           <w:color w:val="000000" w:themeColor="text1"/>
         </w:rPr>
+        <w:t>az</w:t>
+      </w:r>
+      <w:proofErr w:type="spellEnd"/>
+      <w:r>
+        <w:rPr>
+          <w:rFonts w:ascii="Georgia Pro" w:eastAsia="Georgia Pro" w:hAnsi="Georgia Pro" w:cs="Georgia Pro"/>
+          <w:color w:val="000000" w:themeColor="text1"/>
+        </w:rPr>
+        <w:t xml:space="preserve"> </w:t>
+      </w:r>
+      <w:proofErr w:type="spellStart"/>
+      <w:r>
+        <w:rPr>
+          <w:rFonts w:ascii="Georgia Pro" w:eastAsia="Georgia Pro" w:hAnsi="Georgia Pro" w:cs="Georgia Pro"/>
+          <w:color w:val="000000" w:themeColor="text1"/>
+        </w:rPr>
         <w:t>vmss</w:t>
       </w:r>
       <w:proofErr w:type="spellEnd"/>
@@ -2252,7 +3030,7 @@
           <w:rFonts w:ascii="Georgia Pro" w:eastAsia="Georgia Pro" w:hAnsi="Georgia Pro" w:cs="Georgia Pro"/>
           <w:color w:val="000000" w:themeColor="text1"/>
         </w:rPr>
-        <w:t xml:space="preserve"> extension set \</w:t>
+        <w:t xml:space="preserve"> extension list \</w:t>
       </w:r>
       <w:r>
         <w:rPr>
@@ -2292,7 +3070,63 @@
           <w:color w:val="000000" w:themeColor="text1"/>
         </w:rPr>
         <w:br/>
-        <w:t xml:space="preserve">--name </w:t>
+        <w:t>-o table</w:t>
+      </w:r>
+    </w:p>
+    <w:p>
+      <w:pPr>
+        <w:spacing w:after="0" w:line="480" w:lineRule="auto"/>
+        <w:rPr>
+          <w:rFonts w:ascii="Georgia Pro" w:eastAsia="Georgia Pro" w:hAnsi="Georgia Pro" w:cs="Georgia Pro"/>
+          <w:color w:val="000000" w:themeColor="text1"/>
+        </w:rPr>
+      </w:pPr>
+    </w:p>
+    <w:p>
+      <w:pPr>
+        <w:spacing w:after="0" w:line="480" w:lineRule="auto"/>
+        <w:rPr>
+          <w:rFonts w:ascii="Georgia Pro" w:eastAsia="Georgia Pro" w:hAnsi="Georgia Pro" w:cs="Georgia Pro"/>
+          <w:color w:val="000000" w:themeColor="text1"/>
+        </w:rPr>
+      </w:pPr>
+      <w:r>
+        <w:rPr>
+          <w:rFonts w:ascii="Georgia Pro" w:eastAsia="Georgia Pro" w:hAnsi="Georgia Pro" w:cs="Georgia Pro"/>
+          <w:color w:val="000000" w:themeColor="text1"/>
+        </w:rPr>
+        <w:t>Expected Output:</w:t>
+      </w:r>
+    </w:p>
+    <w:p>
+      <w:pPr>
+        <w:spacing w:after="0" w:line="480" w:lineRule="auto"/>
+        <w:rPr>
+          <w:rFonts w:ascii="Georgia Pro" w:eastAsia="Georgia Pro" w:hAnsi="Georgia Pro" w:cs="Georgia Pro"/>
+          <w:color w:val="000000" w:themeColor="text1"/>
+        </w:rPr>
+      </w:pPr>
+      <w:r>
+        <w:rPr>
+          <w:rFonts w:ascii="Georgia Pro" w:eastAsia="Georgia Pro" w:hAnsi="Georgia Pro" w:cs="Georgia Pro"/>
+          <w:color w:val="000000" w:themeColor="text1"/>
+        </w:rPr>
+        <w:t>Name</w:t>
+      </w:r>
+      <w:r>
+        <w:rPr>
+          <w:rFonts w:ascii="Georgia Pro" w:eastAsia="Georgia Pro" w:hAnsi="Georgia Pro" w:cs="Georgia Pro"/>
+          <w:color w:val="000000" w:themeColor="text1"/>
+        </w:rPr>
+        <w:br/>
+        <w:t>----------------</w:t>
+      </w:r>
+      <w:r>
+        <w:rPr>
+          <w:rFonts w:ascii="Georgia Pro" w:eastAsia="Georgia Pro" w:hAnsi="Georgia Pro" w:cs="Georgia Pro"/>
+          <w:color w:val="000000" w:themeColor="text1"/>
+        </w:rPr>
+        <w:br/>
       </w:r>
       <w:proofErr w:type="spellStart"/>
       <w:r>
@@ -2303,283 +3137,23 @@
         <w:t>CustomScript</w:t>
       </w:r>
       <w:proofErr w:type="spellEnd"/>
-      <w:r>
-        <w:rPr>
-          <w:rFonts w:ascii="Georgia Pro" w:eastAsia="Georgia Pro" w:hAnsi="Georgia Pro" w:cs="Georgia Pro"/>
-          <w:color w:val="000000" w:themeColor="text1"/>
-        </w:rPr>
-        <w:t xml:space="preserve"> \</w:t>
-      </w:r>
-      <w:r>
-        <w:rPr>
-          <w:rFonts w:ascii="Georgia Pro" w:eastAsia="Georgia Pro" w:hAnsi="Georgia Pro" w:cs="Georgia Pro"/>
-          <w:color w:val="000000" w:themeColor="text1"/>
-        </w:rPr>
-        <w:br/>
-        <w:t xml:space="preserve">--publisher </w:t>
-      </w:r>
-      <w:proofErr w:type="spellStart"/>
-      <w:r>
-        <w:rPr>
-          <w:rFonts w:ascii="Georgia Pro" w:eastAsia="Georgia Pro" w:hAnsi="Georgia Pro" w:cs="Georgia Pro"/>
-          <w:color w:val="000000" w:themeColor="text1"/>
-        </w:rPr>
-        <w:t>Microsoft.Azure.Extensions</w:t>
-      </w:r>
-      <w:proofErr w:type="spellEnd"/>
-      <w:r>
-        <w:rPr>
-          <w:rFonts w:ascii="Georgia Pro" w:eastAsia="Georgia Pro" w:hAnsi="Georgia Pro" w:cs="Georgia Pro"/>
-          <w:color w:val="000000" w:themeColor="text1"/>
-        </w:rPr>
-        <w:t xml:space="preserve"> \</w:t>
-      </w:r>
-      <w:r>
-        <w:rPr>
-          <w:rFonts w:ascii="Georgia Pro" w:eastAsia="Georgia Pro" w:hAnsi="Georgia Pro" w:cs="Georgia Pro"/>
-          <w:color w:val="000000" w:themeColor="text1"/>
-        </w:rPr>
-        <w:br/>
-        <w:t>--version 2.1 \</w:t>
-      </w:r>
-      <w:r>
-        <w:rPr>
-          <w:rFonts w:ascii="Georgia Pro" w:eastAsia="Georgia Pro" w:hAnsi="Georgia Pro" w:cs="Georgia Pro"/>
-          <w:color w:val="000000" w:themeColor="text1"/>
-        </w:rPr>
-        <w:br/>
-        <w:t xml:space="preserve">--settings </w:t>
-      </w:r>
-      <w:r>
-        <w:rPr>
-          <w:rFonts w:ascii="Georgia Pro" w:eastAsia="Georgia Pro" w:hAnsi="Georgia Pro" w:cs="Georgia Pro"/>
-          <w:color w:val="000000" w:themeColor="text1"/>
-        </w:rPr>
-        <w:t>‘</w:t>
-      </w:r>
-      <w:r>
-        <w:rPr>
-          <w:rFonts w:ascii="Georgia Pro" w:eastAsia="Georgia Pro" w:hAnsi="Georgia Pro" w:cs="Georgia Pro"/>
-          <w:color w:val="000000" w:themeColor="text1"/>
-        </w:rPr>
-        <w:t>{</w:t>
-      </w:r>
-      <w:r>
-        <w:rPr>
-          <w:rFonts w:ascii="Georgia Pro" w:eastAsia="Georgia Pro" w:hAnsi="Georgia Pro" w:cs="Georgia Pro"/>
-          <w:color w:val="000000" w:themeColor="text1"/>
-        </w:rPr>
-        <w:br/>
-        <w:t xml:space="preserve">  </w:t>
-      </w:r>
-      <w:r>
-        <w:rPr>
-          <w:rFonts w:ascii="Georgia Pro" w:eastAsia="Georgia Pro" w:hAnsi="Georgia Pro" w:cs="Georgia Pro"/>
-          <w:color w:val="000000" w:themeColor="text1"/>
-        </w:rPr>
-        <w:t>“</w:t>
-      </w:r>
-      <w:proofErr w:type="spellStart"/>
-      <w:r>
-        <w:rPr>
-          <w:rFonts w:ascii="Georgia Pro" w:eastAsia="Georgia Pro" w:hAnsi="Georgia Pro" w:cs="Georgia Pro"/>
-          <w:color w:val="000000" w:themeColor="text1"/>
-        </w:rPr>
-        <w:t>commandToExecute</w:t>
-      </w:r>
-      <w:proofErr w:type="spellEnd"/>
-      <w:r>
-        <w:rPr>
-          <w:rFonts w:ascii="Georgia Pro" w:eastAsia="Georgia Pro" w:hAnsi="Georgia Pro" w:cs="Georgia Pro"/>
-          <w:color w:val="000000" w:themeColor="text1"/>
-        </w:rPr>
-        <w:t>”</w:t>
-      </w:r>
-      <w:r>
-        <w:rPr>
-          <w:rFonts w:ascii="Georgia Pro" w:eastAsia="Georgia Pro" w:hAnsi="Georgia Pro" w:cs="Georgia Pro"/>
-          <w:color w:val="000000" w:themeColor="text1"/>
-        </w:rPr>
-        <w:t xml:space="preserve">: </w:t>
-      </w:r>
-      <w:r>
-        <w:rPr>
-          <w:rFonts w:ascii="Georgia Pro" w:eastAsia="Georgia Pro" w:hAnsi="Georgia Pro" w:cs="Georgia Pro"/>
-          <w:color w:val="000000" w:themeColor="text1"/>
-        </w:rPr>
-        <w:t>“</w:t>
-      </w:r>
-      <w:proofErr w:type="spellStart"/>
-      <w:r>
-        <w:rPr>
-          <w:rFonts w:ascii="Georgia Pro" w:eastAsia="Georgia Pro" w:hAnsi="Georgia Pro" w:cs="Georgia Pro"/>
-          <w:color w:val="000000" w:themeColor="text1"/>
-        </w:rPr>
-        <w:t>sudo</w:t>
-      </w:r>
-      <w:proofErr w:type="spellEnd"/>
-      <w:r>
-        <w:rPr>
-          <w:rFonts w:ascii="Georgia Pro" w:eastAsia="Georgia Pro" w:hAnsi="Georgia Pro" w:cs="Georgia Pro"/>
-          <w:color w:val="000000" w:themeColor="text1"/>
-        </w:rPr>
-        <w:t xml:space="preserve"> apt update &amp;&amp; </w:t>
-      </w:r>
-      <w:proofErr w:type="spellStart"/>
-      <w:r>
-        <w:rPr>
-          <w:rFonts w:ascii="Georgia Pro" w:eastAsia="Georgia Pro" w:hAnsi="Georgia Pro" w:cs="Georgia Pro"/>
-          <w:color w:val="000000" w:themeColor="text1"/>
-        </w:rPr>
-        <w:t>sudo</w:t>
-      </w:r>
-      <w:proofErr w:type="spellEnd"/>
-      <w:r>
-        <w:rPr>
-          <w:rFonts w:ascii="Georgia Pro" w:eastAsia="Georgia Pro" w:hAnsi="Georgia Pro" w:cs="Georgia Pro"/>
-          <w:color w:val="000000" w:themeColor="text1"/>
-        </w:rPr>
-        <w:t xml:space="preserve"> apt install -y apache2 &amp;&amp; echo \</w:t>
-      </w:r>
-      <w:r>
-        <w:rPr>
-          <w:rFonts w:ascii="Georgia Pro" w:eastAsia="Georgia Pro" w:hAnsi="Georgia Pro" w:cs="Georgia Pro"/>
-          <w:color w:val="000000" w:themeColor="text1"/>
-        </w:rPr>
-        <w:t>”</w:t>
-      </w:r>
-      <w:r>
-        <w:rPr>
-          <w:rFonts w:ascii="Georgia Pro" w:eastAsia="Georgia Pro" w:hAnsi="Georgia Pro" w:cs="Georgia Pro"/>
-          <w:color w:val="000000" w:themeColor="text1"/>
-        </w:rPr>
-        <w:t>&lt;h1&gt;Welcome from Azure VM Scale Set&lt;/h1&gt;\</w:t>
-      </w:r>
-      <w:r>
-        <w:rPr>
-          <w:rFonts w:ascii="Georgia Pro" w:eastAsia="Georgia Pro" w:hAnsi="Georgia Pro" w:cs="Georgia Pro"/>
-          <w:color w:val="000000" w:themeColor="text1"/>
-        </w:rPr>
-        <w:t>”</w:t>
-      </w:r>
-      <w:r>
-        <w:rPr>
-          <w:rFonts w:ascii="Georgia Pro" w:eastAsia="Georgia Pro" w:hAnsi="Georgia Pro" w:cs="Georgia Pro"/>
-          <w:color w:val="000000" w:themeColor="text1"/>
-        </w:rPr>
-        <w:t xml:space="preserve"> | </w:t>
-      </w:r>
-      <w:proofErr w:type="spellStart"/>
-      <w:r>
-        <w:rPr>
-          <w:rFonts w:ascii="Georgia Pro" w:eastAsia="Georgia Pro" w:hAnsi="Georgia Pro" w:cs="Georgia Pro"/>
-          <w:color w:val="000000" w:themeColor="text1"/>
-        </w:rPr>
-        <w:t>sudo</w:t>
-      </w:r>
-      <w:proofErr w:type="spellEnd"/>
-      <w:r>
-        <w:rPr>
-          <w:rFonts w:ascii="Georgia Pro" w:eastAsia="Georgia Pro" w:hAnsi="Georgia Pro" w:cs="Georgia Pro"/>
-          <w:color w:val="000000" w:themeColor="text1"/>
-        </w:rPr>
-        <w:t xml:space="preserve"> tee /var/www/html/index.html &amp;&amp; </w:t>
-      </w:r>
-      <w:proofErr w:type="spellStart"/>
-      <w:r>
-        <w:rPr>
-          <w:rFonts w:ascii="Georgia Pro" w:eastAsia="Georgia Pro" w:hAnsi="Georgia Pro" w:cs="Georgia Pro"/>
-          <w:color w:val="000000" w:themeColor="text1"/>
-        </w:rPr>
-        <w:t>sudo</w:t>
-      </w:r>
-      <w:proofErr w:type="spellEnd"/>
-      <w:r>
-        <w:rPr>
-          <w:rFonts w:ascii="Georgia Pro" w:eastAsia="Georgia Pro" w:hAnsi="Georgia Pro" w:cs="Georgia Pro"/>
-          <w:color w:val="000000" w:themeColor="text1"/>
-        </w:rPr>
-        <w:t xml:space="preserve"> </w:t>
-      </w:r>
-      <w:proofErr w:type="spellStart"/>
-      <w:r>
-        <w:rPr>
-          <w:rFonts w:ascii="Georgia Pro" w:eastAsia="Georgia Pro" w:hAnsi="Georgia Pro" w:cs="Georgia Pro"/>
-          <w:color w:val="000000" w:themeColor="text1"/>
-        </w:rPr>
-        <w:t>systemctl</w:t>
-      </w:r>
-      <w:proofErr w:type="spellEnd"/>
-      <w:r>
-        <w:rPr>
-          <w:rFonts w:ascii="Georgia Pro" w:eastAsia="Georgia Pro" w:hAnsi="Georgia Pro" w:cs="Georgia Pro"/>
-          <w:color w:val="000000" w:themeColor="text1"/>
-        </w:rPr>
-        <w:t xml:space="preserve"> restart apache2</w:t>
-      </w:r>
-      <w:r>
-        <w:rPr>
-          <w:rFonts w:ascii="Georgia Pro" w:eastAsia="Georgia Pro" w:hAnsi="Georgia Pro" w:cs="Georgia Pro"/>
-          <w:color w:val="000000" w:themeColor="text1"/>
-        </w:rPr>
-        <w:t>”</w:t>
-      </w:r>
-      <w:r>
-        <w:rPr>
-          <w:rFonts w:ascii="Georgia Pro" w:eastAsia="Georgia Pro" w:hAnsi="Georgia Pro" w:cs="Georgia Pro"/>
-          <w:color w:val="000000" w:themeColor="text1"/>
-        </w:rPr>
-        <w:br/>
-        <w:t>}</w:t>
-      </w:r>
-      <w:r>
-        <w:rPr>
-          <w:rFonts w:ascii="Georgia Pro" w:eastAsia="Georgia Pro" w:hAnsi="Georgia Pro" w:cs="Georgia Pro"/>
-          <w:color w:val="000000" w:themeColor="text1"/>
-        </w:rPr>
-        <w:t>’</w:t>
-      </w:r>
-    </w:p>
-    <w:p>
-      <w:pPr>
-        <w:spacing w:after="0" w:line="480" w:lineRule="auto"/>
-        <w:rPr>
-          <w:rFonts w:ascii="Georgia Pro" w:eastAsia="Georgia Pro" w:hAnsi="Georgia Pro" w:cs="Georgia Pro"/>
-          <w:color w:val="000000" w:themeColor="text1"/>
-        </w:rPr>
-      </w:pPr>
-    </w:p>
-    <w:p>
-      <w:pPr>
-        <w:spacing w:after="0" w:line="480" w:lineRule="auto"/>
-        <w:rPr>
-          <w:rFonts w:ascii="Georgia Pro" w:eastAsia="Georgia Pro" w:hAnsi="Georgia Pro" w:cs="Georgia Pro"/>
-          <w:color w:val="000000" w:themeColor="text1"/>
-        </w:rPr>
-      </w:pPr>
-      <w:r>
-        <w:rPr>
-          <w:rFonts w:ascii="Georgia Pro" w:eastAsia="Georgia Pro" w:hAnsi="Georgia Pro" w:cs="Georgia Pro"/>
-          <w:color w:val="000000" w:themeColor="text1"/>
-        </w:rPr>
-        <w:t>Wait 2–5 minutes for installation.</w:t>
-      </w:r>
-    </w:p>
-    <w:p>
-      <w:pPr>
-        <w:spacing w:after="0" w:line="480" w:lineRule="auto"/>
-        <w:rPr>
-          <w:rFonts w:ascii="Georgia Pro" w:eastAsia="Georgia Pro" w:hAnsi="Georgia Pro" w:cs="Georgia Pro"/>
-          <w:color w:val="000000" w:themeColor="text1"/>
-        </w:rPr>
-      </w:pPr>
-      <w:r>
-        <w:rPr>
-          <w:rFonts w:ascii="Georgia Pro" w:eastAsia="Georgia Pro" w:hAnsi="Georgia Pro" w:cs="Georgia Pro"/>
-          <w:color w:val="000000" w:themeColor="text1"/>
-        </w:rPr>
-        <w:pict w14:anchorId="64FE197D">
-          <v:rect id="_x0000_i1624" style="width:0;height:1.5pt" o:hralign="center" o:hrstd="t" o:hr="t" fillcolor="#a0a0a0" stroked="f"/>
+    </w:p>
+    <w:p>
+      <w:pPr>
+        <w:spacing w:after="0" w:line="480" w:lineRule="auto"/>
+        <w:rPr>
+          <w:rFonts w:ascii="Georgia Pro" w:eastAsia="Georgia Pro" w:hAnsi="Georgia Pro" w:cs="Georgia Pro"/>
+          <w:color w:val="000000" w:themeColor="text1"/>
+        </w:rPr>
+      </w:pPr>
+      <w:r>
+        <w:rPr>
+          <w:rFonts w:ascii="Georgia Pro" w:eastAsia="Georgia Pro" w:hAnsi="Georgia Pro" w:cs="Georgia Pro"/>
+          <w:color w:val="000000" w:themeColor="text1"/>
+        </w:rPr>
+        <w:lastRenderedPageBreak/>
+        <w:pict w14:anchorId="0324CD3F">
+          <v:rect id="_x0000_i1037" style="width:0;height:1.5pt" o:hralign="center" o:hrstd="t" o:hr="t" fillcolor="#a0a0a0" stroked="f"/>
         </w:pict>
       </w:r>
     </w:p>
@@ -2600,7 +3174,7 @@
           <w:bCs/>
           <w:color w:val="000000" w:themeColor="text1"/>
         </w:rPr>
-        <w:t>Step 11: Verify Extension Installation</w:t>
+        <w:t>Step 12: Get Public IP Address</w:t>
       </w:r>
     </w:p>
     <w:p>
@@ -2634,7 +3208,7 @@
           <w:rFonts w:ascii="Georgia Pro" w:eastAsia="Georgia Pro" w:hAnsi="Georgia Pro" w:cs="Georgia Pro"/>
           <w:color w:val="000000" w:themeColor="text1"/>
         </w:rPr>
-        <w:t xml:space="preserve"> </w:t>
+        <w:t xml:space="preserve"> network public-</w:t>
       </w:r>
       <w:proofErr w:type="spellStart"/>
       <w:r>
@@ -2642,7 +3216,7 @@
           <w:rFonts w:ascii="Georgia Pro" w:eastAsia="Georgia Pro" w:hAnsi="Georgia Pro" w:cs="Georgia Pro"/>
           <w:color w:val="000000" w:themeColor="text1"/>
         </w:rPr>
-        <w:t>vmss</w:t>
+        <w:t>ip</w:t>
       </w:r>
       <w:proofErr w:type="spellEnd"/>
       <w:r>
@@ -2650,7 +3224,7 @@
           <w:rFonts w:ascii="Georgia Pro" w:eastAsia="Georgia Pro" w:hAnsi="Georgia Pro" w:cs="Georgia Pro"/>
           <w:color w:val="000000" w:themeColor="text1"/>
         </w:rPr>
-        <w:t xml:space="preserve"> extension list \</w:t>
+        <w:t xml:space="preserve"> list \</w:t>
       </w:r>
       <w:r>
         <w:rPr>
@@ -2666,7 +3240,71 @@
           <w:color w:val="000000" w:themeColor="text1"/>
         </w:rPr>
         <w:br/>
-        <w:t>--</w:t>
+        <w:t>-o table</w:t>
+      </w:r>
+    </w:p>
+    <w:p>
+      <w:pPr>
+        <w:spacing w:after="0" w:line="480" w:lineRule="auto"/>
+        <w:rPr>
+          <w:rFonts w:ascii="Georgia Pro" w:eastAsia="Georgia Pro" w:hAnsi="Georgia Pro" w:cs="Georgia Pro"/>
+          <w:color w:val="000000" w:themeColor="text1"/>
+        </w:rPr>
+      </w:pPr>
+    </w:p>
+    <w:p>
+      <w:pPr>
+        <w:spacing w:after="0" w:line="480" w:lineRule="auto"/>
+        <w:rPr>
+          <w:rFonts w:ascii="Georgia Pro" w:eastAsia="Georgia Pro" w:hAnsi="Georgia Pro" w:cs="Georgia Pro"/>
+          <w:color w:val="000000" w:themeColor="text1"/>
+        </w:rPr>
+      </w:pPr>
+      <w:r>
+        <w:rPr>
+          <w:rFonts w:ascii="Georgia Pro" w:eastAsia="Georgia Pro" w:hAnsi="Georgia Pro" w:cs="Georgia Pro"/>
+          <w:color w:val="000000" w:themeColor="text1"/>
+        </w:rPr>
+        <w:t>Example Output:</w:t>
+      </w:r>
+    </w:p>
+    <w:p>
+      <w:pPr>
+        <w:spacing w:after="0" w:line="480" w:lineRule="auto"/>
+        <w:rPr>
+          <w:rFonts w:ascii="Georgia Pro" w:eastAsia="Georgia Pro" w:hAnsi="Georgia Pro" w:cs="Georgia Pro"/>
+          <w:color w:val="000000" w:themeColor="text1"/>
+        </w:rPr>
+      </w:pPr>
+      <w:r>
+        <w:rPr>
+          <w:rFonts w:ascii="Georgia Pro" w:eastAsia="Georgia Pro" w:hAnsi="Georgia Pro" w:cs="Georgia Pro"/>
+          <w:color w:val="000000" w:themeColor="text1"/>
+        </w:rPr>
+        <w:t>Name         IP Address</w:t>
+      </w:r>
+      <w:r>
+        <w:rPr>
+          <w:rFonts w:ascii="Georgia Pro" w:eastAsia="Georgia Pro" w:hAnsi="Georgia Pro" w:cs="Georgia Pro"/>
+          <w:color w:val="000000" w:themeColor="text1"/>
+        </w:rPr>
+        <w:br/>
+      </w:r>
+      <w:proofErr w:type="gramStart"/>
+      <w:r>
+        <w:rPr>
+          <w:rFonts w:ascii="Georgia Pro" w:eastAsia="Georgia Pro" w:hAnsi="Georgia Pro" w:cs="Georgia Pro"/>
+          <w:color w:val="000000" w:themeColor="text1"/>
+        </w:rPr>
+        <w:t>-----------  -------------</w:t>
+      </w:r>
+      <w:proofErr w:type="gramEnd"/>
+      <w:r>
+        <w:rPr>
+          <w:rFonts w:ascii="Georgia Pro" w:eastAsia="Georgia Pro" w:hAnsi="Georgia Pro" w:cs="Georgia Pro"/>
+          <w:color w:val="000000" w:themeColor="text1"/>
+        </w:rPr>
+        <w:br/>
       </w:r>
       <w:proofErr w:type="spellStart"/>
       <w:r>
@@ -2674,7 +3312,7 @@
           <w:rFonts w:ascii="Georgia Pro" w:eastAsia="Georgia Pro" w:hAnsi="Georgia Pro" w:cs="Georgia Pro"/>
           <w:color w:val="000000" w:themeColor="text1"/>
         </w:rPr>
-        <w:t>vmss</w:t>
+        <w:t>vmss-lb-ip</w:t>
       </w:r>
       <w:proofErr w:type="spellEnd"/>
       <w:r>
@@ -2682,98 +3320,24 @@
           <w:rFonts w:ascii="Georgia Pro" w:eastAsia="Georgia Pro" w:hAnsi="Georgia Pro" w:cs="Georgia Pro"/>
           <w:color w:val="000000" w:themeColor="text1"/>
         </w:rPr>
-        <w:t>-name $VMSS_NAME \</w:t>
-      </w:r>
-      <w:r>
-        <w:rPr>
-          <w:rFonts w:ascii="Georgia Pro" w:eastAsia="Georgia Pro" w:hAnsi="Georgia Pro" w:cs="Georgia Pro"/>
-          <w:color w:val="000000" w:themeColor="text1"/>
-        </w:rPr>
-        <w:br/>
-        <w:t>-o table</w:t>
-      </w:r>
-    </w:p>
-    <w:p>
-      <w:pPr>
-        <w:spacing w:after="0" w:line="480" w:lineRule="auto"/>
-        <w:rPr>
-          <w:rFonts w:ascii="Georgia Pro" w:eastAsia="Georgia Pro" w:hAnsi="Georgia Pro" w:cs="Georgia Pro"/>
-          <w:color w:val="000000" w:themeColor="text1"/>
-        </w:rPr>
-      </w:pPr>
-    </w:p>
-    <w:p>
-      <w:pPr>
-        <w:spacing w:after="0" w:line="480" w:lineRule="auto"/>
-        <w:rPr>
-          <w:rFonts w:ascii="Georgia Pro" w:eastAsia="Georgia Pro" w:hAnsi="Georgia Pro" w:cs="Georgia Pro"/>
-          <w:color w:val="000000" w:themeColor="text1"/>
-        </w:rPr>
-      </w:pPr>
-      <w:r>
-        <w:rPr>
-          <w:rFonts w:ascii="Georgia Pro" w:eastAsia="Georgia Pro" w:hAnsi="Georgia Pro" w:cs="Georgia Pro"/>
-          <w:color w:val="000000" w:themeColor="text1"/>
-        </w:rPr>
-        <w:t>Expected Output:</w:t>
-      </w:r>
-    </w:p>
-    <w:p>
-      <w:pPr>
-        <w:spacing w:after="0" w:line="480" w:lineRule="auto"/>
-        <w:rPr>
-          <w:rFonts w:ascii="Georgia Pro" w:eastAsia="Georgia Pro" w:hAnsi="Georgia Pro" w:cs="Georgia Pro"/>
-          <w:color w:val="000000" w:themeColor="text1"/>
-        </w:rPr>
-      </w:pPr>
-      <w:r>
-        <w:rPr>
-          <w:rFonts w:ascii="Georgia Pro" w:eastAsia="Georgia Pro" w:hAnsi="Georgia Pro" w:cs="Georgia Pro"/>
-          <w:color w:val="000000" w:themeColor="text1"/>
-        </w:rPr>
-        <w:lastRenderedPageBreak/>
-        <w:t>Name</w:t>
-      </w:r>
-      <w:r>
-        <w:rPr>
-          <w:rFonts w:ascii="Georgia Pro" w:eastAsia="Georgia Pro" w:hAnsi="Georgia Pro" w:cs="Georgia Pro"/>
-          <w:color w:val="000000" w:themeColor="text1"/>
-        </w:rPr>
-        <w:br/>
-        <w:t>----------------</w:t>
-      </w:r>
-      <w:r>
-        <w:rPr>
-          <w:rFonts w:ascii="Georgia Pro" w:eastAsia="Georgia Pro" w:hAnsi="Georgia Pro" w:cs="Georgia Pro"/>
-          <w:color w:val="000000" w:themeColor="text1"/>
-        </w:rPr>
-        <w:br/>
-      </w:r>
-      <w:proofErr w:type="spellStart"/>
-      <w:r>
-        <w:rPr>
-          <w:rFonts w:ascii="Georgia Pro" w:eastAsia="Georgia Pro" w:hAnsi="Georgia Pro" w:cs="Georgia Pro"/>
-          <w:color w:val="000000" w:themeColor="text1"/>
-        </w:rPr>
-        <w:t>CustomScript</w:t>
-      </w:r>
-      <w:proofErr w:type="spellEnd"/>
-    </w:p>
-    <w:p>
-      <w:pPr>
-        <w:spacing w:after="0" w:line="480" w:lineRule="auto"/>
-        <w:rPr>
-          <w:rFonts w:ascii="Georgia Pro" w:eastAsia="Georgia Pro" w:hAnsi="Georgia Pro" w:cs="Georgia Pro"/>
-          <w:color w:val="000000" w:themeColor="text1"/>
-        </w:rPr>
-      </w:pPr>
-      <w:r>
-        <w:rPr>
-          <w:rFonts w:ascii="Georgia Pro" w:eastAsia="Georgia Pro" w:hAnsi="Georgia Pro" w:cs="Georgia Pro"/>
-          <w:color w:val="000000" w:themeColor="text1"/>
-        </w:rPr>
-        <w:pict w14:anchorId="0324CD3F">
-          <v:rect id="_x0000_i1625" style="width:0;height:1.5pt" o:hralign="center" o:hrstd="t" o:hr="t" fillcolor="#a0a0a0" stroked="f"/>
+        <w:t xml:space="preserve">   20.xx.xx.xx</w:t>
+      </w:r>
+    </w:p>
+    <w:p>
+      <w:pPr>
+        <w:spacing w:after="0" w:line="480" w:lineRule="auto"/>
+        <w:rPr>
+          <w:rFonts w:ascii="Georgia Pro" w:eastAsia="Georgia Pro" w:hAnsi="Georgia Pro" w:cs="Georgia Pro"/>
+          <w:color w:val="000000" w:themeColor="text1"/>
+        </w:rPr>
+      </w:pPr>
+      <w:r>
+        <w:rPr>
+          <w:rFonts w:ascii="Georgia Pro" w:eastAsia="Georgia Pro" w:hAnsi="Georgia Pro" w:cs="Georgia Pro"/>
+          <w:color w:val="000000" w:themeColor="text1"/>
+        </w:rPr>
+        <w:pict w14:anchorId="35E28E87">
+          <v:rect id="_x0000_i1038" style="width:0;height:1.5pt" o:hralign="center" o:hrstd="t" o:hr="t" fillcolor="#a0a0a0" stroked="f"/>
         </w:pict>
       </w:r>
     </w:p>
@@ -2794,7 +3358,141 @@
           <w:bCs/>
           <w:color w:val="000000" w:themeColor="text1"/>
         </w:rPr>
-        <w:t>Step 12: Get Public IP Address</w:t>
+        <w:t>Step 13: Test Application in Browser</w:t>
+      </w:r>
+    </w:p>
+    <w:p>
+      <w:pPr>
+        <w:spacing w:after="0" w:line="480" w:lineRule="auto"/>
+        <w:rPr>
+          <w:rFonts w:ascii="Georgia Pro" w:eastAsia="Georgia Pro" w:hAnsi="Georgia Pro" w:cs="Georgia Pro"/>
+          <w:color w:val="000000" w:themeColor="text1"/>
+        </w:rPr>
+      </w:pPr>
+      <w:r>
+        <w:rPr>
+          <w:rFonts w:ascii="Georgia Pro" w:eastAsia="Georgia Pro" w:hAnsi="Georgia Pro" w:cs="Georgia Pro"/>
+          <w:color w:val="000000" w:themeColor="text1"/>
+        </w:rPr>
+        <w:t>Open browser:</w:t>
+      </w:r>
+    </w:p>
+    <w:p>
+      <w:pPr>
+        <w:spacing w:after="0" w:line="480" w:lineRule="auto"/>
+        <w:rPr>
+          <w:rFonts w:ascii="Georgia Pro" w:eastAsia="Georgia Pro" w:hAnsi="Georgia Pro" w:cs="Georgia Pro"/>
+          <w:color w:val="000000" w:themeColor="text1"/>
+        </w:rPr>
+      </w:pPr>
+      <w:r>
+        <w:rPr>
+          <w:rFonts w:ascii="Georgia Pro" w:eastAsia="Georgia Pro" w:hAnsi="Georgia Pro" w:cs="Georgia Pro"/>
+          <w:color w:val="000000" w:themeColor="text1"/>
+        </w:rPr>
+        <w:t>http://PUBLIC-IP</w:t>
+      </w:r>
+    </w:p>
+    <w:p>
+      <w:pPr>
+        <w:spacing w:after="0" w:line="480" w:lineRule="auto"/>
+        <w:rPr>
+          <w:rFonts w:ascii="Georgia Pro" w:eastAsia="Georgia Pro" w:hAnsi="Georgia Pro" w:cs="Georgia Pro"/>
+          <w:color w:val="000000" w:themeColor="text1"/>
+        </w:rPr>
+      </w:pPr>
+      <w:r>
+        <w:rPr>
+          <w:rFonts w:ascii="Georgia Pro" w:eastAsia="Georgia Pro" w:hAnsi="Georgia Pro" w:cs="Georgia Pro"/>
+          <w:color w:val="000000" w:themeColor="text1"/>
+        </w:rPr>
+        <w:t>Example:</w:t>
+      </w:r>
+    </w:p>
+    <w:p>
+      <w:pPr>
+        <w:spacing w:after="0" w:line="480" w:lineRule="auto"/>
+        <w:rPr>
+          <w:rFonts w:ascii="Georgia Pro" w:eastAsia="Georgia Pro" w:hAnsi="Georgia Pro" w:cs="Georgia Pro"/>
+          <w:color w:val="000000" w:themeColor="text1"/>
+        </w:rPr>
+      </w:pPr>
+      <w:r>
+        <w:rPr>
+          <w:rFonts w:ascii="Georgia Pro" w:eastAsia="Georgia Pro" w:hAnsi="Georgia Pro" w:cs="Georgia Pro"/>
+          <w:color w:val="000000" w:themeColor="text1"/>
+        </w:rPr>
+        <w:t>http://20.xx.xx.xx</w:t>
+      </w:r>
+    </w:p>
+    <w:p>
+      <w:pPr>
+        <w:spacing w:after="0" w:line="480" w:lineRule="auto"/>
+        <w:rPr>
+          <w:rFonts w:ascii="Georgia Pro" w:eastAsia="Georgia Pro" w:hAnsi="Georgia Pro" w:cs="Georgia Pro"/>
+          <w:color w:val="000000" w:themeColor="text1"/>
+        </w:rPr>
+      </w:pPr>
+      <w:r>
+        <w:rPr>
+          <w:rFonts w:ascii="Georgia Pro" w:eastAsia="Georgia Pro" w:hAnsi="Georgia Pro" w:cs="Georgia Pro"/>
+          <w:color w:val="000000" w:themeColor="text1"/>
+        </w:rPr>
+        <w:t>Expected Web Page:</w:t>
+      </w:r>
+    </w:p>
+    <w:p>
+      <w:pPr>
+        <w:spacing w:after="0" w:line="480" w:lineRule="auto"/>
+        <w:rPr>
+          <w:rFonts w:ascii="Georgia Pro" w:eastAsia="Georgia Pro" w:hAnsi="Georgia Pro" w:cs="Georgia Pro"/>
+          <w:color w:val="000000" w:themeColor="text1"/>
+        </w:rPr>
+      </w:pPr>
+      <w:r>
+        <w:rPr>
+          <w:rFonts w:ascii="Georgia Pro" w:eastAsia="Georgia Pro" w:hAnsi="Georgia Pro" w:cs="Georgia Pro"/>
+          <w:color w:val="000000" w:themeColor="text1"/>
+        </w:rPr>
+        <w:t>Welcome from Azure VM Scale Set</w:t>
+      </w:r>
+    </w:p>
+    <w:p>
+      <w:pPr>
+        <w:spacing w:after="0" w:line="480" w:lineRule="auto"/>
+        <w:rPr>
+          <w:rFonts w:ascii="Georgia Pro" w:eastAsia="Georgia Pro" w:hAnsi="Georgia Pro" w:cs="Georgia Pro"/>
+          <w:color w:val="000000" w:themeColor="text1"/>
+        </w:rPr>
+      </w:pPr>
+      <w:r>
+        <w:rPr>
+          <w:rFonts w:ascii="Georgia Pro" w:eastAsia="Georgia Pro" w:hAnsi="Georgia Pro" w:cs="Georgia Pro"/>
+          <w:color w:val="000000" w:themeColor="text1"/>
+        </w:rPr>
+        <w:pict w14:anchorId="4F82A411">
+          <v:rect id="_x0000_i1039" style="width:0;height:1.5pt" o:hralign="center" o:hrstd="t" o:hr="t" fillcolor="#a0a0a0" stroked="f"/>
+        </w:pict>
+      </w:r>
+    </w:p>
+    <w:p>
+      <w:pPr>
+        <w:spacing w:after="0" w:line="480" w:lineRule="auto"/>
+        <w:rPr>
+          <w:rFonts w:ascii="Georgia Pro" w:eastAsia="Georgia Pro" w:hAnsi="Georgia Pro" w:cs="Georgia Pro"/>
+          <w:b/>
+          <w:bCs/>
+          <w:color w:val="000000" w:themeColor="text1"/>
+        </w:rPr>
+      </w:pPr>
+      <w:r>
+        <w:rPr>
+          <w:rFonts w:ascii="Georgia Pro" w:eastAsia="Georgia Pro" w:hAnsi="Georgia Pro" w:cs="Georgia Pro"/>
+          <w:b/>
+          <w:bCs/>
+          <w:color w:val="000000" w:themeColor="text1"/>
+        </w:rPr>
+        <w:t>Step 14: View VMSS Details</w:t>
       </w:r>
     </w:p>
     <w:p>
@@ -2828,7 +3526,7 @@
           <w:rFonts w:ascii="Georgia Pro" w:eastAsia="Georgia Pro" w:hAnsi="Georgia Pro" w:cs="Georgia Pro"/>
           <w:color w:val="000000" w:themeColor="text1"/>
         </w:rPr>
-        <w:t xml:space="preserve"> network public-</w:t>
+        <w:t xml:space="preserve"> </w:t>
       </w:r>
       <w:proofErr w:type="spellStart"/>
       <w:r>
@@ -2836,7 +3534,7 @@
           <w:rFonts w:ascii="Georgia Pro" w:eastAsia="Georgia Pro" w:hAnsi="Georgia Pro" w:cs="Georgia Pro"/>
           <w:color w:val="000000" w:themeColor="text1"/>
         </w:rPr>
-        <w:t>ip</w:t>
+        <w:t>vmss</w:t>
       </w:r>
       <w:proofErr w:type="spellEnd"/>
       <w:r>
@@ -2844,7 +3542,7 @@
           <w:rFonts w:ascii="Georgia Pro" w:eastAsia="Georgia Pro" w:hAnsi="Georgia Pro" w:cs="Georgia Pro"/>
           <w:color w:val="000000" w:themeColor="text1"/>
         </w:rPr>
-        <w:t xml:space="preserve"> list \</w:t>
+        <w:t xml:space="preserve"> show \</w:t>
       </w:r>
       <w:r>
         <w:rPr>
@@ -2860,6 +3558,14 @@
           <w:color w:val="000000" w:themeColor="text1"/>
         </w:rPr>
         <w:br/>
+        <w:t>--name $VMSS_NAME \</w:t>
+      </w:r>
+      <w:r>
+        <w:rPr>
+          <w:rFonts w:ascii="Georgia Pro" w:eastAsia="Georgia Pro" w:hAnsi="Georgia Pro" w:cs="Georgia Pro"/>
+          <w:color w:val="000000" w:themeColor="text1"/>
+        </w:rPr>
+        <w:br/>
         <w:t>-o table</w:t>
       </w:r>
     </w:p>
@@ -2871,93 +3577,13 @@
           <w:color w:val="000000" w:themeColor="text1"/>
         </w:rPr>
       </w:pPr>
-    </w:p>
-    <w:p>
-      <w:pPr>
-        <w:spacing w:after="0" w:line="480" w:lineRule="auto"/>
-        <w:rPr>
-          <w:rFonts w:ascii="Georgia Pro" w:eastAsia="Georgia Pro" w:hAnsi="Georgia Pro" w:cs="Georgia Pro"/>
-          <w:color w:val="000000" w:themeColor="text1"/>
-        </w:rPr>
-      </w:pPr>
-      <w:r>
-        <w:rPr>
-          <w:rFonts w:ascii="Georgia Pro" w:eastAsia="Georgia Pro" w:hAnsi="Georgia Pro" w:cs="Georgia Pro"/>
-          <w:color w:val="000000" w:themeColor="text1"/>
-        </w:rPr>
-        <w:t>Example Output:</w:t>
-      </w:r>
-    </w:p>
-    <w:p>
-      <w:pPr>
-        <w:spacing w:after="0" w:line="480" w:lineRule="auto"/>
-        <w:rPr>
-          <w:rFonts w:ascii="Georgia Pro" w:eastAsia="Georgia Pro" w:hAnsi="Georgia Pro" w:cs="Georgia Pro"/>
-          <w:color w:val="000000" w:themeColor="text1"/>
-        </w:rPr>
-      </w:pPr>
-      <w:r>
-        <w:rPr>
-          <w:rFonts w:ascii="Georgia Pro" w:eastAsia="Georgia Pro" w:hAnsi="Georgia Pro" w:cs="Georgia Pro"/>
-          <w:color w:val="000000" w:themeColor="text1"/>
-        </w:rPr>
-        <w:t>Name         IP Address</w:t>
-      </w:r>
-      <w:r>
-        <w:rPr>
-          <w:rFonts w:ascii="Georgia Pro" w:eastAsia="Georgia Pro" w:hAnsi="Georgia Pro" w:cs="Georgia Pro"/>
-          <w:color w:val="000000" w:themeColor="text1"/>
-        </w:rPr>
-        <w:br/>
-      </w:r>
-      <w:proofErr w:type="gramStart"/>
-      <w:r>
-        <w:rPr>
-          <w:rFonts w:ascii="Georgia Pro" w:eastAsia="Georgia Pro" w:hAnsi="Georgia Pro" w:cs="Georgia Pro"/>
-          <w:color w:val="000000" w:themeColor="text1"/>
-        </w:rPr>
-        <w:t>-----------  -------------</w:t>
-      </w:r>
-      <w:proofErr w:type="gramEnd"/>
-      <w:r>
-        <w:rPr>
-          <w:rFonts w:ascii="Georgia Pro" w:eastAsia="Georgia Pro" w:hAnsi="Georgia Pro" w:cs="Georgia Pro"/>
-          <w:color w:val="000000" w:themeColor="text1"/>
-        </w:rPr>
-        <w:br/>
-      </w:r>
-      <w:proofErr w:type="spellStart"/>
-      <w:r>
-        <w:rPr>
-          <w:rFonts w:ascii="Georgia Pro" w:eastAsia="Georgia Pro" w:hAnsi="Georgia Pro" w:cs="Georgia Pro"/>
-          <w:color w:val="000000" w:themeColor="text1"/>
-        </w:rPr>
-        <w:t>vmss-lb-ip</w:t>
-      </w:r>
-      <w:proofErr w:type="spellEnd"/>
-      <w:r>
-        <w:rPr>
-          <w:rFonts w:ascii="Georgia Pro" w:eastAsia="Georgia Pro" w:hAnsi="Georgia Pro" w:cs="Georgia Pro"/>
-          <w:color w:val="000000" w:themeColor="text1"/>
-        </w:rPr>
-        <w:t xml:space="preserve">   20.xx.xx.xx</w:t>
-      </w:r>
-    </w:p>
-    <w:p>
-      <w:pPr>
-        <w:spacing w:after="0" w:line="480" w:lineRule="auto"/>
-        <w:rPr>
-          <w:rFonts w:ascii="Georgia Pro" w:eastAsia="Georgia Pro" w:hAnsi="Georgia Pro" w:cs="Georgia Pro"/>
-          <w:color w:val="000000" w:themeColor="text1"/>
-        </w:rPr>
-      </w:pPr>
-      <w:r>
-        <w:rPr>
-          <w:rFonts w:ascii="Georgia Pro" w:eastAsia="Georgia Pro" w:hAnsi="Georgia Pro" w:cs="Georgia Pro"/>
-          <w:color w:val="000000" w:themeColor="text1"/>
-        </w:rPr>
-        <w:pict w14:anchorId="35E28E87">
-          <v:rect id="_x0000_i1626" style="width:0;height:1.5pt" o:hralign="center" o:hrstd="t" o:hr="t" fillcolor="#a0a0a0" stroked="f"/>
+      <w:r>
+        <w:rPr>
+          <w:rFonts w:ascii="Georgia Pro" w:eastAsia="Georgia Pro" w:hAnsi="Georgia Pro" w:cs="Georgia Pro"/>
+          <w:color w:val="000000" w:themeColor="text1"/>
+        </w:rPr>
+        <w:pict w14:anchorId="61DCF48B">
+          <v:rect id="_x0000_i1040" style="width:0;height:1.5pt" o:hralign="center" o:hrstd="t" o:hr="t" fillcolor="#a0a0a0" stroked="f"/>
         </w:pict>
       </w:r>
     </w:p>
@@ -2978,141 +3604,40 @@
           <w:bCs/>
           <w:color w:val="000000" w:themeColor="text1"/>
         </w:rPr>
-        <w:t>Step 13: Test Application in Browser</w:t>
-      </w:r>
-    </w:p>
-    <w:p>
-      <w:pPr>
-        <w:spacing w:after="0" w:line="480" w:lineRule="auto"/>
-        <w:rPr>
-          <w:rFonts w:ascii="Georgia Pro" w:eastAsia="Georgia Pro" w:hAnsi="Georgia Pro" w:cs="Georgia Pro"/>
-          <w:color w:val="000000" w:themeColor="text1"/>
-        </w:rPr>
-      </w:pPr>
-      <w:r>
-        <w:rPr>
-          <w:rFonts w:ascii="Georgia Pro" w:eastAsia="Georgia Pro" w:hAnsi="Georgia Pro" w:cs="Georgia Pro"/>
-          <w:color w:val="000000" w:themeColor="text1"/>
-        </w:rPr>
-        <w:t>Open browser:</w:t>
-      </w:r>
-    </w:p>
-    <w:p>
-      <w:pPr>
-        <w:spacing w:after="0" w:line="480" w:lineRule="auto"/>
-        <w:rPr>
-          <w:rFonts w:ascii="Georgia Pro" w:eastAsia="Georgia Pro" w:hAnsi="Georgia Pro" w:cs="Georgia Pro"/>
-          <w:color w:val="000000" w:themeColor="text1"/>
-        </w:rPr>
-      </w:pPr>
-      <w:r>
-        <w:rPr>
-          <w:rFonts w:ascii="Georgia Pro" w:eastAsia="Georgia Pro" w:hAnsi="Georgia Pro" w:cs="Georgia Pro"/>
-          <w:color w:val="000000" w:themeColor="text1"/>
-        </w:rPr>
-        <w:t>http://PUBLIC-IP</w:t>
-      </w:r>
-    </w:p>
-    <w:p>
-      <w:pPr>
-        <w:spacing w:after="0" w:line="480" w:lineRule="auto"/>
-        <w:rPr>
-          <w:rFonts w:ascii="Georgia Pro" w:eastAsia="Georgia Pro" w:hAnsi="Georgia Pro" w:cs="Georgia Pro"/>
-          <w:color w:val="000000" w:themeColor="text1"/>
-        </w:rPr>
-      </w:pPr>
-      <w:r>
-        <w:rPr>
-          <w:rFonts w:ascii="Georgia Pro" w:eastAsia="Georgia Pro" w:hAnsi="Georgia Pro" w:cs="Georgia Pro"/>
-          <w:color w:val="000000" w:themeColor="text1"/>
-        </w:rPr>
-        <w:t>Example:</w:t>
-      </w:r>
-    </w:p>
-    <w:p>
-      <w:pPr>
-        <w:spacing w:after="0" w:line="480" w:lineRule="auto"/>
-        <w:rPr>
-          <w:rFonts w:ascii="Georgia Pro" w:eastAsia="Georgia Pro" w:hAnsi="Georgia Pro" w:cs="Georgia Pro"/>
-          <w:color w:val="000000" w:themeColor="text1"/>
-        </w:rPr>
-      </w:pPr>
-      <w:r>
-        <w:rPr>
-          <w:rFonts w:ascii="Georgia Pro" w:eastAsia="Georgia Pro" w:hAnsi="Georgia Pro" w:cs="Georgia Pro"/>
-          <w:color w:val="000000" w:themeColor="text1"/>
-        </w:rPr>
-        <w:t>http://20.xx.xx.xx</w:t>
-      </w:r>
-    </w:p>
-    <w:p>
-      <w:pPr>
-        <w:spacing w:after="0" w:line="480" w:lineRule="auto"/>
-        <w:rPr>
-          <w:rFonts w:ascii="Georgia Pro" w:eastAsia="Georgia Pro" w:hAnsi="Georgia Pro" w:cs="Georgia Pro"/>
-          <w:color w:val="000000" w:themeColor="text1"/>
-        </w:rPr>
-      </w:pPr>
-      <w:r>
-        <w:rPr>
-          <w:rFonts w:ascii="Georgia Pro" w:eastAsia="Georgia Pro" w:hAnsi="Georgia Pro" w:cs="Georgia Pro"/>
-          <w:color w:val="000000" w:themeColor="text1"/>
-        </w:rPr>
-        <w:t>Expected Web Page:</w:t>
-      </w:r>
-    </w:p>
-    <w:p>
-      <w:pPr>
-        <w:spacing w:after="0" w:line="480" w:lineRule="auto"/>
-        <w:rPr>
-          <w:rFonts w:ascii="Georgia Pro" w:eastAsia="Georgia Pro" w:hAnsi="Georgia Pro" w:cs="Georgia Pro"/>
-          <w:color w:val="000000" w:themeColor="text1"/>
-        </w:rPr>
-      </w:pPr>
-      <w:r>
-        <w:rPr>
-          <w:rFonts w:ascii="Georgia Pro" w:eastAsia="Georgia Pro" w:hAnsi="Georgia Pro" w:cs="Georgia Pro"/>
-          <w:color w:val="000000" w:themeColor="text1"/>
-        </w:rPr>
-        <w:t>Welcome from Azure VM Scale Set</w:t>
-      </w:r>
-    </w:p>
-    <w:p>
-      <w:pPr>
-        <w:spacing w:after="0" w:line="480" w:lineRule="auto"/>
-        <w:rPr>
-          <w:rFonts w:ascii="Georgia Pro" w:eastAsia="Georgia Pro" w:hAnsi="Georgia Pro" w:cs="Georgia Pro"/>
-          <w:color w:val="000000" w:themeColor="text1"/>
-        </w:rPr>
-      </w:pPr>
-      <w:r>
-        <w:rPr>
-          <w:rFonts w:ascii="Georgia Pro" w:eastAsia="Georgia Pro" w:hAnsi="Georgia Pro" w:cs="Georgia Pro"/>
-          <w:color w:val="000000" w:themeColor="text1"/>
-        </w:rPr>
-        <w:pict w14:anchorId="4F82A411">
-          <v:rect id="_x0000_i1627" style="width:0;height:1.5pt" o:hralign="center" o:hrstd="t" o:hr="t" fillcolor="#a0a0a0" stroked="f"/>
-        </w:pict>
-      </w:r>
-    </w:p>
-    <w:p>
-      <w:pPr>
-        <w:spacing w:after="0" w:line="480" w:lineRule="auto"/>
-        <w:rPr>
-          <w:rFonts w:ascii="Georgia Pro" w:eastAsia="Georgia Pro" w:hAnsi="Georgia Pro" w:cs="Georgia Pro"/>
-          <w:b/>
-          <w:bCs/>
-          <w:color w:val="000000" w:themeColor="text1"/>
-        </w:rPr>
-      </w:pPr>
-      <w:r>
-        <w:rPr>
-          <w:rFonts w:ascii="Georgia Pro" w:eastAsia="Georgia Pro" w:hAnsi="Georgia Pro" w:cs="Georgia Pro"/>
-          <w:b/>
-          <w:bCs/>
-          <w:color w:val="000000" w:themeColor="text1"/>
-        </w:rPr>
-        <w:t>Step 14: View VMSS Details</w:t>
+        <w:t>Step 15: Scale VMSS</w:t>
+      </w:r>
+    </w:p>
+    <w:p>
+      <w:pPr>
+        <w:spacing w:after="0" w:line="480" w:lineRule="auto"/>
+        <w:rPr>
+          <w:rFonts w:ascii="Georgia Pro" w:eastAsia="Georgia Pro" w:hAnsi="Georgia Pro" w:cs="Georgia Pro"/>
+          <w:color w:val="000000" w:themeColor="text1"/>
+        </w:rPr>
+      </w:pPr>
+      <w:r>
+        <w:rPr>
+          <w:rFonts w:ascii="Georgia Pro" w:eastAsia="Georgia Pro" w:hAnsi="Georgia Pro" w:cs="Georgia Pro"/>
+          <w:color w:val="000000" w:themeColor="text1"/>
+        </w:rPr>
+        <w:t>Your lab policy currently restricts scaling above 1 instance.</w:t>
+      </w:r>
+    </w:p>
+    <w:p>
+      <w:pPr>
+        <w:spacing w:after="0" w:line="480" w:lineRule="auto"/>
+        <w:rPr>
+          <w:rFonts w:ascii="Georgia Pro" w:eastAsia="Georgia Pro" w:hAnsi="Georgia Pro" w:cs="Georgia Pro"/>
+          <w:color w:val="000000" w:themeColor="text1"/>
+        </w:rPr>
+      </w:pPr>
+      <w:r>
+        <w:rPr>
+          <w:rFonts w:ascii="Georgia Pro" w:eastAsia="Georgia Pro" w:hAnsi="Georgia Pro" w:cs="Georgia Pro"/>
+          <w:color w:val="000000" w:themeColor="text1"/>
+        </w:rPr>
+        <w:lastRenderedPageBreak/>
+        <w:t>Still, the command syntax is:</w:t>
       </w:r>
     </w:p>
     <w:p>
@@ -3162,7 +3687,7 @@
           <w:rFonts w:ascii="Georgia Pro" w:eastAsia="Georgia Pro" w:hAnsi="Georgia Pro" w:cs="Georgia Pro"/>
           <w:color w:val="000000" w:themeColor="text1"/>
         </w:rPr>
-        <w:t xml:space="preserve"> show \</w:t>
+        <w:t xml:space="preserve"> scale \</w:t>
       </w:r>
       <w:r>
         <w:rPr>
@@ -3186,25 +3711,24 @@
           <w:color w:val="000000" w:themeColor="text1"/>
         </w:rPr>
         <w:br/>
-        <w:t>-o table</w:t>
-      </w:r>
-    </w:p>
-    <w:p>
-      <w:pPr>
-        <w:spacing w:after="0" w:line="480" w:lineRule="auto"/>
-        <w:rPr>
-          <w:rFonts w:ascii="Georgia Pro" w:eastAsia="Georgia Pro" w:hAnsi="Georgia Pro" w:cs="Georgia Pro"/>
-          <w:color w:val="000000" w:themeColor="text1"/>
-        </w:rPr>
-      </w:pPr>
-      <w:r>
-        <w:rPr>
-          <w:rFonts w:ascii="Georgia Pro" w:eastAsia="Georgia Pro" w:hAnsi="Georgia Pro" w:cs="Georgia Pro"/>
-          <w:color w:val="000000" w:themeColor="text1"/>
-        </w:rPr>
-        <w:lastRenderedPageBreak/>
-        <w:pict w14:anchorId="61DCF48B">
-          <v:rect id="_x0000_i1628" style="width:0;height:1.5pt" o:hralign="center" o:hrstd="t" o:hr="t" fillcolor="#a0a0a0" stroked="f"/>
+        <w:t>--new-capacity 1</w:t>
+      </w:r>
+    </w:p>
+    <w:p>
+      <w:pPr>
+        <w:spacing w:after="0" w:line="480" w:lineRule="auto"/>
+        <w:rPr>
+          <w:rFonts w:ascii="Georgia Pro" w:eastAsia="Georgia Pro" w:hAnsi="Georgia Pro" w:cs="Georgia Pro"/>
+          <w:color w:val="000000" w:themeColor="text1"/>
+        </w:rPr>
+      </w:pPr>
+      <w:r>
+        <w:rPr>
+          <w:rFonts w:ascii="Georgia Pro" w:eastAsia="Georgia Pro" w:hAnsi="Georgia Pro" w:cs="Georgia Pro"/>
+          <w:color w:val="000000" w:themeColor="text1"/>
+        </w:rPr>
+        <w:pict w14:anchorId="749E6690">
+          <v:rect id="_x0000_i1041" style="width:0;height:1.5pt" o:hralign="center" o:hrstd="t" o:hr="t" fillcolor="#a0a0a0" stroked="f"/>
         </w:pict>
       </w:r>
     </w:p>
@@ -3225,39 +3749,7 @@
           <w:bCs/>
           <w:color w:val="000000" w:themeColor="text1"/>
         </w:rPr>
-        <w:t>Step 15: Scale VMSS</w:t>
-      </w:r>
-    </w:p>
-    <w:p>
-      <w:pPr>
-        <w:spacing w:after="0" w:line="480" w:lineRule="auto"/>
-        <w:rPr>
-          <w:rFonts w:ascii="Georgia Pro" w:eastAsia="Georgia Pro" w:hAnsi="Georgia Pro" w:cs="Georgia Pro"/>
-          <w:color w:val="000000" w:themeColor="text1"/>
-        </w:rPr>
-      </w:pPr>
-      <w:r>
-        <w:rPr>
-          <w:rFonts w:ascii="Georgia Pro" w:eastAsia="Georgia Pro" w:hAnsi="Georgia Pro" w:cs="Georgia Pro"/>
-          <w:color w:val="000000" w:themeColor="text1"/>
-        </w:rPr>
-        <w:t>Your lab policy currently restricts scaling above 1 instance.</w:t>
-      </w:r>
-    </w:p>
-    <w:p>
-      <w:pPr>
-        <w:spacing w:after="0" w:line="480" w:lineRule="auto"/>
-        <w:rPr>
-          <w:rFonts w:ascii="Georgia Pro" w:eastAsia="Georgia Pro" w:hAnsi="Georgia Pro" w:cs="Georgia Pro"/>
-          <w:color w:val="000000" w:themeColor="text1"/>
-        </w:rPr>
-      </w:pPr>
-      <w:r>
-        <w:rPr>
-          <w:rFonts w:ascii="Georgia Pro" w:eastAsia="Georgia Pro" w:hAnsi="Georgia Pro" w:cs="Georgia Pro"/>
-          <w:color w:val="000000" w:themeColor="text1"/>
-        </w:rPr>
-        <w:t>Still, the command syntax is:</w:t>
+        <w:t>Step 16: Clean Up Resources</w:t>
       </w:r>
     </w:p>
     <w:p>
@@ -3291,118 +3783,6 @@
           <w:rFonts w:ascii="Georgia Pro" w:eastAsia="Georgia Pro" w:hAnsi="Georgia Pro" w:cs="Georgia Pro"/>
           <w:color w:val="000000" w:themeColor="text1"/>
         </w:rPr>
-        <w:t xml:space="preserve"> </w:t>
-      </w:r>
-      <w:proofErr w:type="spellStart"/>
-      <w:r>
-        <w:rPr>
-          <w:rFonts w:ascii="Georgia Pro" w:eastAsia="Georgia Pro" w:hAnsi="Georgia Pro" w:cs="Georgia Pro"/>
-          <w:color w:val="000000" w:themeColor="text1"/>
-        </w:rPr>
-        <w:t>vmss</w:t>
-      </w:r>
-      <w:proofErr w:type="spellEnd"/>
-      <w:r>
-        <w:rPr>
-          <w:rFonts w:ascii="Georgia Pro" w:eastAsia="Georgia Pro" w:hAnsi="Georgia Pro" w:cs="Georgia Pro"/>
-          <w:color w:val="000000" w:themeColor="text1"/>
-        </w:rPr>
-        <w:t xml:space="preserve"> scale \</w:t>
-      </w:r>
-      <w:r>
-        <w:rPr>
-          <w:rFonts w:ascii="Georgia Pro" w:eastAsia="Georgia Pro" w:hAnsi="Georgia Pro" w:cs="Georgia Pro"/>
-          <w:color w:val="000000" w:themeColor="text1"/>
-        </w:rPr>
-        <w:br/>
-        <w:t>--resource-group $RESOURCE_GROUP \</w:t>
-      </w:r>
-      <w:r>
-        <w:rPr>
-          <w:rFonts w:ascii="Georgia Pro" w:eastAsia="Georgia Pro" w:hAnsi="Georgia Pro" w:cs="Georgia Pro"/>
-          <w:color w:val="000000" w:themeColor="text1"/>
-        </w:rPr>
-        <w:br/>
-        <w:t>--name $VMSS_NAME \</w:t>
-      </w:r>
-      <w:r>
-        <w:rPr>
-          <w:rFonts w:ascii="Georgia Pro" w:eastAsia="Georgia Pro" w:hAnsi="Georgia Pro" w:cs="Georgia Pro"/>
-          <w:color w:val="000000" w:themeColor="text1"/>
-        </w:rPr>
-        <w:br/>
-        <w:t>--new-capacity 1</w:t>
-      </w:r>
-    </w:p>
-    <w:p>
-      <w:pPr>
-        <w:spacing w:after="0" w:line="480" w:lineRule="auto"/>
-        <w:rPr>
-          <w:rFonts w:ascii="Georgia Pro" w:eastAsia="Georgia Pro" w:hAnsi="Georgia Pro" w:cs="Georgia Pro"/>
-          <w:color w:val="000000" w:themeColor="text1"/>
-        </w:rPr>
-      </w:pPr>
-      <w:r>
-        <w:rPr>
-          <w:rFonts w:ascii="Georgia Pro" w:eastAsia="Georgia Pro" w:hAnsi="Georgia Pro" w:cs="Georgia Pro"/>
-          <w:color w:val="000000" w:themeColor="text1"/>
-        </w:rPr>
-        <w:pict w14:anchorId="749E6690">
-          <v:rect id="_x0000_i1629" style="width:0;height:1.5pt" o:hralign="center" o:hrstd="t" o:hr="t" fillcolor="#a0a0a0" stroked="f"/>
-        </w:pict>
-      </w:r>
-    </w:p>
-    <w:p>
-      <w:pPr>
-        <w:spacing w:after="0" w:line="480" w:lineRule="auto"/>
-        <w:rPr>
-          <w:rFonts w:ascii="Georgia Pro" w:eastAsia="Georgia Pro" w:hAnsi="Georgia Pro" w:cs="Georgia Pro"/>
-          <w:b/>
-          <w:bCs/>
-          <w:color w:val="000000" w:themeColor="text1"/>
-        </w:rPr>
-      </w:pPr>
-      <w:r>
-        <w:rPr>
-          <w:rFonts w:ascii="Georgia Pro" w:eastAsia="Georgia Pro" w:hAnsi="Georgia Pro" w:cs="Georgia Pro"/>
-          <w:b/>
-          <w:bCs/>
-          <w:color w:val="000000" w:themeColor="text1"/>
-        </w:rPr>
-        <w:t>Step 16: Clean Up Resources</w:t>
-      </w:r>
-    </w:p>
-    <w:p>
-      <w:pPr>
-        <w:pBdr>
-          <w:top w:val="single" w:sz="4" w:space="1" w:color="auto"/>
-          <w:left w:val="single" w:sz="4" w:space="4" w:color="auto"/>
-          <w:bottom w:val="single" w:sz="4" w:space="1" w:color="auto"/>
-          <w:right w:val="single" w:sz="4" w:space="4" w:color="auto"/>
-          <w:between w:val="single" w:sz="4" w:space="1" w:color="auto"/>
-          <w:bar w:val="single" w:sz="4" w:color="auto"/>
-        </w:pBdr>
-        <w:shd w:val="clear" w:color="auto" w:fill="F2F2F2" w:themeFill="background1" w:themeFillShade="F2"/>
-        <w:spacing w:after="0" w:line="480" w:lineRule="auto"/>
-        <w:rPr>
-          <w:rFonts w:ascii="Georgia Pro" w:eastAsia="Georgia Pro" w:hAnsi="Georgia Pro" w:cs="Georgia Pro"/>
-          <w:color w:val="000000" w:themeColor="text1"/>
-        </w:rPr>
-      </w:pPr>
-      <w:proofErr w:type="spellStart"/>
-      <w:r>
-        <w:rPr>
-          <w:rFonts w:ascii="Georgia Pro" w:eastAsia="Georgia Pro" w:hAnsi="Georgia Pro" w:cs="Georgia Pro"/>
-          <w:color w:val="000000" w:themeColor="text1"/>
-        </w:rPr>
-        <w:t>az</w:t>
-      </w:r>
-      <w:proofErr w:type="spellEnd"/>
-      <w:r>
-        <w:rPr>
-          <w:rFonts w:ascii="Georgia Pro" w:eastAsia="Georgia Pro" w:hAnsi="Georgia Pro" w:cs="Georgia Pro"/>
-          <w:color w:val="000000" w:themeColor="text1"/>
-        </w:rPr>
         <w:t xml:space="preserve"> group delete \</w:t>
       </w:r>
       <w:r>
@@ -3444,7 +3824,7 @@
           <w:color w:val="000000" w:themeColor="text1"/>
         </w:rPr>
         <w:pict w14:anchorId="7BD19BFE">
-          <v:rect id="_x0000_i1630" style="width:0;height:1.5pt" o:hralign="center" o:hrstd="t" o:hr="t" fillcolor="#a0a0a0" stroked="f"/>
+          <v:rect id="_x0000_i1042" style="width:0;height:1.5pt" o:hralign="center" o:hrstd="t" o:hr="t" fillcolor="#a0a0a0" stroked="f"/>
         </w:pict>
       </w:r>
     </w:p>
@@ -7205,6 +7585,7 @@
   <w:style w:type="character" w:default="1" w:styleId="DefaultParagraphFont">
     <w:name w:val="Default Paragraph Font"/>
     <w:uiPriority w:val="1"/>
+    <w:semiHidden/>
     <w:unhideWhenUsed/>
   </w:style>
   <w:style w:type="table" w:default="1" w:styleId="TableNormal">
